--- a/Dokumentation/Anleitung_Balancer.docx
+++ b/Dokumentation/Anleitung_Balancer.docx
@@ -10,6 +10,7 @@
           <w:bCs/>
           <w:sz w:val="28"/>
           <w:szCs w:val="28"/>
+          <w:u w:val="single"/>
         </w:rPr>
       </w:pPr>
       <w:r>
@@ -18,8 +19,49 @@
           <w:bCs/>
           <w:sz w:val="28"/>
           <w:szCs w:val="28"/>
-        </w:rPr>
-        <w:t>Anleitung zum „Balance-Master 3000 Ultra“</w:t>
+          <w:u w:val="single"/>
+        </w:rPr>
+        <w:t xml:space="preserve">Anleitung zum „Balance-Master 3000 </w:t>
+      </w:r>
+      <w:r>
+        <w:rPr>
+          <w:b/>
+          <w:bCs/>
+          <w:sz w:val="28"/>
+          <w:szCs w:val="28"/>
+          <w:u w:val="single"/>
+        </w:rPr>
+        <w:t xml:space="preserve">Pro Max </w:t>
+      </w:r>
+      <w:r>
+        <w:rPr>
+          <w:b/>
+          <w:bCs/>
+          <w:sz w:val="28"/>
+          <w:szCs w:val="28"/>
+          <w:u w:val="single"/>
+        </w:rPr>
+        <w:t>Ultra</w:t>
+      </w:r>
+      <w:r>
+        <w:rPr>
+          <w:b/>
+          <w:bCs/>
+          <w:sz w:val="28"/>
+          <w:szCs w:val="28"/>
+          <w:u w:val="single"/>
+        </w:rPr>
+        <w:t xml:space="preserve"> 2.0</w:t>
+      </w:r>
+      <w:r>
+        <w:rPr>
+          <w:b/>
+          <w:bCs/>
+          <w:sz w:val="28"/>
+          <w:szCs w:val="28"/>
+          <w:u w:val="single"/>
+        </w:rPr>
+        <w:t>“</w:t>
       </w:r>
     </w:p>
     <w:p>
@@ -35,6 +77,97 @@
     </w:p>
     <w:p>
       <w:pPr>
+        <w:jc w:val="center"/>
+        <w:rPr>
+          <w:b/>
+          <w:bCs/>
+          <w:sz w:val="28"/>
+          <w:szCs w:val="28"/>
+        </w:rPr>
+      </w:pPr>
+    </w:p>
+    <w:p>
+      <w:pPr>
+        <w:jc w:val="center"/>
+        <w:rPr>
+          <w:b/>
+          <w:bCs/>
+          <w:sz w:val="28"/>
+          <w:szCs w:val="28"/>
+        </w:rPr>
+      </w:pPr>
+      <w:r>
+        <w:rPr>
+          <w:b/>
+          <w:bCs/>
+          <w:noProof/>
+          <w:sz w:val="28"/>
+          <w:szCs w:val="28"/>
+        </w:rPr>
+        <w:drawing>
+          <wp:inline distT="0" distB="0" distL="0" distR="0" wp14:anchorId="01C4E062" wp14:editId="7EA54A74">
+            <wp:extent cx="5760720" cy="5174615"/>
+            <wp:effectExtent l="0" t="0" r="0" b="6985"/>
+            <wp:docPr id="1665424612" name="Grafik 15"/>
+            <wp:cNvGraphicFramePr>
+              <a:graphicFrameLocks xmlns:a="http://schemas.openxmlformats.org/drawingml/2006/main" noChangeAspect="1"/>
+            </wp:cNvGraphicFramePr>
+            <a:graphic xmlns:a="http://schemas.openxmlformats.org/drawingml/2006/main">
+              <a:graphicData uri="http://schemas.openxmlformats.org/drawingml/2006/picture">
+                <pic:pic xmlns:pic="http://schemas.openxmlformats.org/drawingml/2006/picture">
+                  <pic:nvPicPr>
+                    <pic:cNvPr id="1665424612" name="Grafik 1665424612"/>
+                    <pic:cNvPicPr/>
+                  </pic:nvPicPr>
+                  <pic:blipFill>
+                    <a:blip r:embed="rId6">
+                      <a:extLst>
+                        <a:ext uri="{28A0092B-C50C-407E-A947-70E740481C1C}">
+                          <a14:useLocalDpi xmlns:a14="http://schemas.microsoft.com/office/drawing/2010/main" val="0"/>
+                        </a:ext>
+                      </a:extLst>
+                    </a:blip>
+                    <a:stretch>
+                      <a:fillRect/>
+                    </a:stretch>
+                  </pic:blipFill>
+                  <pic:spPr>
+                    <a:xfrm>
+                      <a:off x="0" y="0"/>
+                      <a:ext cx="5760720" cy="5174615"/>
+                    </a:xfrm>
+                    <a:prstGeom prst="rect">
+                      <a:avLst/>
+                    </a:prstGeom>
+                  </pic:spPr>
+                </pic:pic>
+              </a:graphicData>
+            </a:graphic>
+          </wp:inline>
+        </w:drawing>
+      </w:r>
+    </w:p>
+    <w:p>
+      <w:pPr>
+        <w:rPr>
+          <w:b/>
+          <w:bCs/>
+          <w:sz w:val="28"/>
+          <w:szCs w:val="28"/>
+        </w:rPr>
+      </w:pPr>
+      <w:r>
+        <w:rPr>
+          <w:b/>
+          <w:bCs/>
+          <w:sz w:val="28"/>
+          <w:szCs w:val="28"/>
+        </w:rPr>
+        <w:br w:type="page"/>
+      </w:r>
+    </w:p>
+    <w:p>
+      <w:pPr>
         <w:rPr>
           <w:b/>
           <w:bCs/>
@@ -47,6 +180,7 @@
           <w:bCs/>
           <w:u w:val="single"/>
         </w:rPr>
+        <w:lastRenderedPageBreak/>
         <w:t>Inbetriebnahme:</w:t>
       </w:r>
     </w:p>
@@ -174,6 +308,7 @@
         <w:rPr>
           <w:b/>
           <w:bCs/>
+          <w:noProof/>
         </w:rPr>
         <mc:AlternateContent>
           <mc:Choice Requires="wpg">
@@ -223,13 +358,13 @@
                           </pic:cNvPicPr>
                         </pic:nvPicPr>
                         <pic:blipFill>
-                          <a:blip r:embed="rId5" cstate="print">
+                          <a:blip r:embed="rId7" cstate="print">
                             <a:extLst>
                               <a:ext uri="{28A0092B-C50C-407E-A947-70E740481C1C}">
                                 <a14:useLocalDpi xmlns:a14="http://schemas.microsoft.com/office/drawing/2010/main" val="0"/>
                               </a:ext>
                               <a:ext uri="{96DAC541-7B7A-43D3-8B79-37D633B846F1}">
-                                <asvg:svgBlip xmlns:asvg="http://schemas.microsoft.com/office/drawing/2016/SVG/main" r:embed="rId6"/>
+                                <asvg:svgBlip xmlns:asvg="http://schemas.microsoft.com/office/drawing/2016/SVG/main" r:embed="rId8"/>
                               </a:ext>
                             </a:extLst>
                           </a:blip>
@@ -261,13 +396,13 @@
                           </pic:cNvPicPr>
                         </pic:nvPicPr>
                         <pic:blipFill>
-                          <a:blip r:embed="rId5">
+                          <a:blip r:embed="rId7">
                             <a:extLst>
                               <a:ext uri="{28A0092B-C50C-407E-A947-70E740481C1C}">
                                 <a14:useLocalDpi xmlns:a14="http://schemas.microsoft.com/office/drawing/2010/main" val="0"/>
                               </a:ext>
                               <a:ext uri="{96DAC541-7B7A-43D3-8B79-37D633B846F1}">
-                                <asvg:svgBlip xmlns:asvg="http://schemas.microsoft.com/office/drawing/2016/SVG/main" r:embed="rId6"/>
+                                <asvg:svgBlip xmlns:asvg="http://schemas.microsoft.com/office/drawing/2016/SVG/main" r:embed="rId8"/>
                               </a:ext>
                             </a:extLst>
                           </a:blip>
@@ -299,13 +434,13 @@
                           </pic:cNvPicPr>
                         </pic:nvPicPr>
                         <pic:blipFill>
-                          <a:blip r:embed="rId5">
+                          <a:blip r:embed="rId7">
                             <a:extLst>
                               <a:ext uri="{28A0092B-C50C-407E-A947-70E740481C1C}">
                                 <a14:useLocalDpi xmlns:a14="http://schemas.microsoft.com/office/drawing/2010/main" val="0"/>
                               </a:ext>
                               <a:ext uri="{96DAC541-7B7A-43D3-8B79-37D633B846F1}">
-                                <asvg:svgBlip xmlns:asvg="http://schemas.microsoft.com/office/drawing/2016/SVG/main" r:embed="rId6"/>
+                                <asvg:svgBlip xmlns:asvg="http://schemas.microsoft.com/office/drawing/2016/SVG/main" r:embed="rId8"/>
                               </a:ext>
                             </a:extLst>
                           </a:blip>
@@ -337,13 +472,13 @@
                           </pic:cNvPicPr>
                         </pic:nvPicPr>
                         <pic:blipFill>
-                          <a:blip r:embed="rId5">
+                          <a:blip r:embed="rId7">
                             <a:extLst>
                               <a:ext uri="{28A0092B-C50C-407E-A947-70E740481C1C}">
                                 <a14:useLocalDpi xmlns:a14="http://schemas.microsoft.com/office/drawing/2010/main" val="0"/>
                               </a:ext>
                               <a:ext uri="{96DAC541-7B7A-43D3-8B79-37D633B846F1}">
-                                <asvg:svgBlip xmlns:asvg="http://schemas.microsoft.com/office/drawing/2016/SVG/main" r:embed="rId6"/>
+                                <asvg:svgBlip xmlns:asvg="http://schemas.microsoft.com/office/drawing/2016/SVG/main" r:embed="rId8"/>
                               </a:ext>
                             </a:extLst>
                           </a:blip>
@@ -375,13 +510,13 @@
                           </pic:cNvPicPr>
                         </pic:nvPicPr>
                         <pic:blipFill>
-                          <a:blip r:embed="rId5">
+                          <a:blip r:embed="rId7">
                             <a:extLst>
                               <a:ext uri="{28A0092B-C50C-407E-A947-70E740481C1C}">
                                 <a14:useLocalDpi xmlns:a14="http://schemas.microsoft.com/office/drawing/2010/main" val="0"/>
                               </a:ext>
                               <a:ext uri="{96DAC541-7B7A-43D3-8B79-37D633B846F1}">
-                                <asvg:svgBlip xmlns:asvg="http://schemas.microsoft.com/office/drawing/2016/SVG/main" r:embed="rId6"/>
+                                <asvg:svgBlip xmlns:asvg="http://schemas.microsoft.com/office/drawing/2016/SVG/main" r:embed="rId8"/>
                               </a:ext>
                             </a:extLst>
                           </a:blip>
@@ -413,13 +548,13 @@
                           </pic:cNvPicPr>
                         </pic:nvPicPr>
                         <pic:blipFill>
-                          <a:blip r:embed="rId5">
+                          <a:blip r:embed="rId7">
                             <a:extLst>
                               <a:ext uri="{28A0092B-C50C-407E-A947-70E740481C1C}">
                                 <a14:useLocalDpi xmlns:a14="http://schemas.microsoft.com/office/drawing/2010/main" val="0"/>
                               </a:ext>
                               <a:ext uri="{96DAC541-7B7A-43D3-8B79-37D633B846F1}">
-                                <asvg:svgBlip xmlns:asvg="http://schemas.microsoft.com/office/drawing/2016/SVG/main" r:embed="rId6"/>
+                                <asvg:svgBlip xmlns:asvg="http://schemas.microsoft.com/office/drawing/2016/SVG/main" r:embed="rId8"/>
                               </a:ext>
                             </a:extLst>
                           </a:blip>
@@ -451,13 +586,13 @@
                           </pic:cNvPicPr>
                         </pic:nvPicPr>
                         <pic:blipFill>
-                          <a:blip r:embed="rId5">
+                          <a:blip r:embed="rId7">
                             <a:extLst>
                               <a:ext uri="{28A0092B-C50C-407E-A947-70E740481C1C}">
                                 <a14:useLocalDpi xmlns:a14="http://schemas.microsoft.com/office/drawing/2010/main" val="0"/>
                               </a:ext>
                               <a:ext uri="{96DAC541-7B7A-43D3-8B79-37D633B846F1}">
-                                <asvg:svgBlip xmlns:asvg="http://schemas.microsoft.com/office/drawing/2016/SVG/main" r:embed="rId6"/>
+                                <asvg:svgBlip xmlns:asvg="http://schemas.microsoft.com/office/drawing/2016/SVG/main" r:embed="rId8"/>
                               </a:ext>
                             </a:extLst>
                           </a:blip>
@@ -489,13 +624,13 @@
                           </pic:cNvPicPr>
                         </pic:nvPicPr>
                         <pic:blipFill>
-                          <a:blip r:embed="rId5">
+                          <a:blip r:embed="rId7">
                             <a:extLst>
                               <a:ext uri="{28A0092B-C50C-407E-A947-70E740481C1C}">
                                 <a14:useLocalDpi xmlns:a14="http://schemas.microsoft.com/office/drawing/2010/main" val="0"/>
                               </a:ext>
                               <a:ext uri="{96DAC541-7B7A-43D3-8B79-37D633B846F1}">
-                                <asvg:svgBlip xmlns:asvg="http://schemas.microsoft.com/office/drawing/2016/SVG/main" r:embed="rId6"/>
+                                <asvg:svgBlip xmlns:asvg="http://schemas.microsoft.com/office/drawing/2016/SVG/main" r:embed="rId8"/>
                               </a:ext>
                             </a:extLst>
                           </a:blip>
@@ -527,13 +662,13 @@
                           </pic:cNvPicPr>
                         </pic:nvPicPr>
                         <pic:blipFill>
-                          <a:blip r:embed="rId5">
+                          <a:blip r:embed="rId7">
                             <a:extLst>
                               <a:ext uri="{28A0092B-C50C-407E-A947-70E740481C1C}">
                                 <a14:useLocalDpi xmlns:a14="http://schemas.microsoft.com/office/drawing/2010/main" val="0"/>
                               </a:ext>
                               <a:ext uri="{96DAC541-7B7A-43D3-8B79-37D633B846F1}">
-                                <asvg:svgBlip xmlns:asvg="http://schemas.microsoft.com/office/drawing/2016/SVG/main" r:embed="rId6"/>
+                                <asvg:svgBlip xmlns:asvg="http://schemas.microsoft.com/office/drawing/2016/SVG/main" r:embed="rId8"/>
                               </a:ext>
                             </a:extLst>
                           </a:blip>
@@ -565,13 +700,13 @@
                           </pic:cNvPicPr>
                         </pic:nvPicPr>
                         <pic:blipFill>
-                          <a:blip r:embed="rId5">
+                          <a:blip r:embed="rId7">
                             <a:extLst>
                               <a:ext uri="{28A0092B-C50C-407E-A947-70E740481C1C}">
                                 <a14:useLocalDpi xmlns:a14="http://schemas.microsoft.com/office/drawing/2010/main" val="0"/>
                               </a:ext>
                               <a:ext uri="{96DAC541-7B7A-43D3-8B79-37D633B846F1}">
-                                <asvg:svgBlip xmlns:asvg="http://schemas.microsoft.com/office/drawing/2016/SVG/main" r:embed="rId6"/>
+                                <asvg:svgBlip xmlns:asvg="http://schemas.microsoft.com/office/drawing/2016/SVG/main" r:embed="rId8"/>
                               </a:ext>
                             </a:extLst>
                           </a:blip>
@@ -603,13 +738,13 @@
                           </pic:cNvPicPr>
                         </pic:nvPicPr>
                         <pic:blipFill>
-                          <a:blip r:embed="rId5">
+                          <a:blip r:embed="rId7">
                             <a:extLst>
                               <a:ext uri="{28A0092B-C50C-407E-A947-70E740481C1C}">
                                 <a14:useLocalDpi xmlns:a14="http://schemas.microsoft.com/office/drawing/2010/main" val="0"/>
                               </a:ext>
                               <a:ext uri="{96DAC541-7B7A-43D3-8B79-37D633B846F1}">
-                                <asvg:svgBlip xmlns:asvg="http://schemas.microsoft.com/office/drawing/2016/SVG/main" r:embed="rId6"/>
+                                <asvg:svgBlip xmlns:asvg="http://schemas.microsoft.com/office/drawing/2016/SVG/main" r:embed="rId8"/>
                               </a:ext>
                             </a:extLst>
                           </a:blip>
@@ -641,13 +776,13 @@
                           </pic:cNvPicPr>
                         </pic:nvPicPr>
                         <pic:blipFill>
-                          <a:blip r:embed="rId5">
+                          <a:blip r:embed="rId7">
                             <a:extLst>
                               <a:ext uri="{28A0092B-C50C-407E-A947-70E740481C1C}">
                                 <a14:useLocalDpi xmlns:a14="http://schemas.microsoft.com/office/drawing/2010/main" val="0"/>
                               </a:ext>
                               <a:ext uri="{96DAC541-7B7A-43D3-8B79-37D633B846F1}">
-                                <asvg:svgBlip xmlns:asvg="http://schemas.microsoft.com/office/drawing/2016/SVG/main" r:embed="rId6"/>
+                                <asvg:svgBlip xmlns:asvg="http://schemas.microsoft.com/office/drawing/2016/SVG/main" r:embed="rId8"/>
                               </a:ext>
                             </a:extLst>
                           </a:blip>
@@ -679,13 +814,13 @@
                           </pic:cNvPicPr>
                         </pic:nvPicPr>
                         <pic:blipFill>
-                          <a:blip r:embed="rId5">
+                          <a:blip r:embed="rId7">
                             <a:extLst>
                               <a:ext uri="{28A0092B-C50C-407E-A947-70E740481C1C}">
                                 <a14:useLocalDpi xmlns:a14="http://schemas.microsoft.com/office/drawing/2010/main" val="0"/>
                               </a:ext>
                               <a:ext uri="{96DAC541-7B7A-43D3-8B79-37D633B846F1}">
-                                <asvg:svgBlip xmlns:asvg="http://schemas.microsoft.com/office/drawing/2016/SVG/main" r:embed="rId6"/>
+                                <asvg:svgBlip xmlns:asvg="http://schemas.microsoft.com/office/drawing/2016/SVG/main" r:embed="rId8"/>
                               </a:ext>
                             </a:extLst>
                           </a:blip>
@@ -717,13 +852,13 @@
                           </pic:cNvPicPr>
                         </pic:nvPicPr>
                         <pic:blipFill>
-                          <a:blip r:embed="rId5">
+                          <a:blip r:embed="rId7">
                             <a:extLst>
                               <a:ext uri="{28A0092B-C50C-407E-A947-70E740481C1C}">
                                 <a14:useLocalDpi xmlns:a14="http://schemas.microsoft.com/office/drawing/2010/main" val="0"/>
                               </a:ext>
                               <a:ext uri="{96DAC541-7B7A-43D3-8B79-37D633B846F1}">
-                                <asvg:svgBlip xmlns:asvg="http://schemas.microsoft.com/office/drawing/2016/SVG/main" r:embed="rId6"/>
+                                <asvg:svgBlip xmlns:asvg="http://schemas.microsoft.com/office/drawing/2016/SVG/main" r:embed="rId8"/>
                               </a:ext>
                             </a:extLst>
                           </a:blip>
@@ -755,13 +890,13 @@
                           </pic:cNvPicPr>
                         </pic:nvPicPr>
                         <pic:blipFill>
-                          <a:blip r:embed="rId5">
+                          <a:blip r:embed="rId7">
                             <a:extLst>
                               <a:ext uri="{28A0092B-C50C-407E-A947-70E740481C1C}">
                                 <a14:useLocalDpi xmlns:a14="http://schemas.microsoft.com/office/drawing/2010/main" val="0"/>
                               </a:ext>
                               <a:ext uri="{96DAC541-7B7A-43D3-8B79-37D633B846F1}">
-                                <asvg:svgBlip xmlns:asvg="http://schemas.microsoft.com/office/drawing/2016/SVG/main" r:embed="rId6"/>
+                                <asvg:svgBlip xmlns:asvg="http://schemas.microsoft.com/office/drawing/2016/SVG/main" r:embed="rId8"/>
                               </a:ext>
                             </a:extLst>
                           </a:blip>
@@ -793,13 +928,13 @@
                           </pic:cNvPicPr>
                         </pic:nvPicPr>
                         <pic:blipFill>
-                          <a:blip r:embed="rId5">
+                          <a:blip r:embed="rId7">
                             <a:extLst>
                               <a:ext uri="{28A0092B-C50C-407E-A947-70E740481C1C}">
                                 <a14:useLocalDpi xmlns:a14="http://schemas.microsoft.com/office/drawing/2010/main" val="0"/>
                               </a:ext>
                               <a:ext uri="{96DAC541-7B7A-43D3-8B79-37D633B846F1}">
-                                <asvg:svgBlip xmlns:asvg="http://schemas.microsoft.com/office/drawing/2016/SVG/main" r:embed="rId6"/>
+                                <asvg:svgBlip xmlns:asvg="http://schemas.microsoft.com/office/drawing/2016/SVG/main" r:embed="rId8"/>
                               </a:ext>
                             </a:extLst>
                           </a:blip>
@@ -852,52 +987,52 @@
                   <o:lock v:ext="edit" aspectratio="t"/>
                 </v:shapetype>
                 <v:shape id="Grafik 369079764" o:spid="_x0000_s1027" type="#_x0000_t75" alt="Akku mit einfarbiger Füllung" style="position:absolute;left:189;top:-189;width:3662;height:4040;rotation:-90;visibility:visible;mso-wrap-style:square" o:gfxdata="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">
-                  <v:imagedata r:id="rId7" o:title="Akku mit einfarbiger Füllung"/>
+                  <v:imagedata r:id="rId9" o:title="Akku mit einfarbiger Füllung"/>
                 </v:shape>
                 <v:shape id="Grafik 2059277635" o:spid="_x0000_s1028" type="#_x0000_t75" alt="Akku mit einfarbiger Füllung" style="position:absolute;left:188;top:3533;width:3663;height:4040;rotation:-90;visibility:visible;mso-wrap-style:square" o:gfxdata="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">
-                  <v:imagedata r:id="rId7" o:title="Akku mit einfarbiger Füllung"/>
+                  <v:imagedata r:id="rId9" o:title="Akku mit einfarbiger Füllung"/>
                 </v:shape>
                 <v:shape id="Grafik 110511001" o:spid="_x0000_s1029" type="#_x0000_t75" alt="Akku mit einfarbiger Füllung" style="position:absolute;left:188;top:7137;width:3663;height:4040;rotation:-90;visibility:visible;mso-wrap-style:square" o:gfxdata="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">
-                  <v:imagedata r:id="rId7" o:title="Akku mit einfarbiger Füllung"/>
+                  <v:imagedata r:id="rId9" o:title="Akku mit einfarbiger Füllung"/>
                 </v:shape>
                 <v:shape id="Grafik 974527681" o:spid="_x0000_s1030" type="#_x0000_t75" alt="Akku mit einfarbiger Füllung" style="position:absolute;left:189;top:10740;width:3662;height:4040;rotation:-90;visibility:visible;mso-wrap-style:square" o:gfxdata="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">
-                  <v:imagedata r:id="rId7" o:title="Akku mit einfarbiger Füllung"/>
+                  <v:imagedata r:id="rId9" o:title="Akku mit einfarbiger Füllung"/>
                 </v:shape>
                 <v:shape id="Grafik 1447055860" o:spid="_x0000_s1031" type="#_x0000_t75" alt="Akku mit einfarbiger Füllung" style="position:absolute;left:188;top:14423;width:3663;height:4040;rotation:-90;visibility:visible;mso-wrap-style:square" o:gfxdata="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">
-                  <v:imagedata r:id="rId7" o:title="Akku mit einfarbiger Füllung"/>
+                  <v:imagedata r:id="rId9" o:title="Akku mit einfarbiger Füllung"/>
                 </v:shape>
                 <v:shape id="Grafik 2074906669" o:spid="_x0000_s1032" type="#_x0000_t75" alt="Akku mit einfarbiger Füllung" style="position:absolute;left:188;top:18105;width:3663;height:4040;rotation:-90;visibility:visible;mso-wrap-style:square" o:gfxdata="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">
-                  <v:imagedata r:id="rId7" o:title="Akku mit einfarbiger Füllung"/>
+                  <v:imagedata r:id="rId9" o:title="Akku mit einfarbiger Füllung"/>
                 </v:shape>
                 <v:shape id="Grafik 1280362398" o:spid="_x0000_s1033" type="#_x0000_t75" alt="Akku mit einfarbiger Füllung" style="position:absolute;left:188;top:21788;width:3663;height:4040;rotation:-90;visibility:visible;mso-wrap-style:square" o:gfxdata="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">
-                  <v:imagedata r:id="rId7" o:title="Akku mit einfarbiger Füllung"/>
+                  <v:imagedata r:id="rId9" o:title="Akku mit einfarbiger Füllung"/>
                 </v:shape>
                 <v:shape id="Grafik 185683222" o:spid="_x0000_s1034" type="#_x0000_t75" alt="Akku mit einfarbiger Füllung" style="position:absolute;left:189;top:25450;width:3662;height:4040;rotation:-90;visibility:visible;mso-wrap-style:square" o:gfxdata="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">
-                  <v:imagedata r:id="rId7" o:title="Akku mit einfarbiger Füllung"/>
+                  <v:imagedata r:id="rId9" o:title="Akku mit einfarbiger Füllung"/>
                 </v:shape>
                 <v:shape id="Grafik 1154677917" o:spid="_x0000_s1035" type="#_x0000_t75" alt="Akku mit einfarbiger Füllung" style="position:absolute;left:188;top:29113;width:3663;height:4040;rotation:-90;visibility:visible;mso-wrap-style:square" o:gfxdata="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">
-                  <v:imagedata r:id="rId7" o:title="Akku mit einfarbiger Füllung"/>
+                  <v:imagedata r:id="rId9" o:title="Akku mit einfarbiger Füllung"/>
                 </v:shape>
                 <v:shape id="Grafik 1883504353" o:spid="_x0000_s1036" type="#_x0000_t75" alt="Akku mit einfarbiger Füllung" style="position:absolute;left:188;top:32776;width:3663;height:4040;rotation:-90;visibility:visible;mso-wrap-style:square" o:gfxdata="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">
-                  <v:imagedata r:id="rId7" o:title="Akku mit einfarbiger Füllung"/>
+                  <v:imagedata r:id="rId9" o:title="Akku mit einfarbiger Füllung"/>
                 </v:shape>
                 <v:shape id="Grafik 140347664" o:spid="_x0000_s1037" type="#_x0000_t75" alt="Akku mit einfarbiger Füllung" style="position:absolute;left:188;top:36439;width:3663;height:4040;rotation:-90;visibility:visible;mso-wrap-style:square" o:gfxdata="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">
-                  <v:imagedata r:id="rId7" o:title="Akku mit einfarbiger Füllung"/>
+                  <v:imagedata r:id="rId9" o:title="Akku mit einfarbiger Füllung"/>
                 </v:shape>
                 <v:shape id="Grafik 242730541" o:spid="_x0000_s1038" type="#_x0000_t75" alt="Akku mit einfarbiger Füllung" style="position:absolute;left:283;top:40100;width:3662;height:4041;rotation:-90;visibility:visible;mso-wrap-style:square" o:gfxdata="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">
-                  <v:imagedata r:id="rId7" o:title="Akku mit einfarbiger Füllung"/>
+                  <v:imagedata r:id="rId9" o:title="Akku mit einfarbiger Füllung"/>
                 </v:shape>
                 <v:shape id="Grafik 48515732" o:spid="_x0000_s1039" type="#_x0000_t75" alt="Akku mit einfarbiger Füllung" style="position:absolute;left:282;top:43763;width:3663;height:4041;rotation:-90;visibility:visible;mso-wrap-style:square" o:gfxdata="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">
-                  <v:imagedata r:id="rId7" o:title="Akku mit einfarbiger Füllung"/>
+                  <v:imagedata r:id="rId9" o:title="Akku mit einfarbiger Füllung"/>
                 </v:shape>
                 <v:shape id="Grafik 865158750" o:spid="_x0000_s1040" type="#_x0000_t75" alt="Akku mit einfarbiger Füllung" style="position:absolute;left:282;top:47426;width:3663;height:4041;rotation:-90;visibility:visible;mso-wrap-style:square" o:gfxdata="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">
-                  <v:imagedata r:id="rId7" o:title="Akku mit einfarbiger Füllung"/>
+                  <v:imagedata r:id="rId9" o:title="Akku mit einfarbiger Füllung"/>
                 </v:shape>
                 <v:shape id="Grafik 3279369" o:spid="_x0000_s1041" type="#_x0000_t75" alt="Akku mit einfarbiger Füllung" style="position:absolute;left:282;top:51089;width:3663;height:4041;rotation:-90;visibility:visible;mso-wrap-style:square" o:gfxdata="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">
-                  <v:imagedata r:id="rId7" o:title="Akku mit einfarbiger Füllung"/>
+                  <v:imagedata r:id="rId9" o:title="Akku mit einfarbiger Füllung"/>
                 </v:shape>
                 <v:shape id="Grafik 794714223" o:spid="_x0000_s1042" type="#_x0000_t75" alt="Akku mit einfarbiger Füllung" style="position:absolute;left:283;top:54751;width:3662;height:4041;rotation:-90;visibility:visible;mso-wrap-style:square" o:gfxdata="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">
-                  <v:imagedata r:id="rId7" o:title="Akku mit einfarbiger Füllung"/>
+                  <v:imagedata r:id="rId9" o:title="Akku mit einfarbiger Füllung"/>
                 </v:shape>
                 <w10:wrap anchorx="margin"/>
               </v:group>
@@ -2216,6 +2351,7 @@
         <w:rPr>
           <w:b/>
           <w:bCs/>
+          <w:noProof/>
         </w:rPr>
         <w:drawing>
           <wp:inline distT="0" distB="0" distL="0" distR="0" wp14:anchorId="2BAF5ADF" wp14:editId="1B722CB5">
@@ -2233,7 +2369,7 @@
                     <pic:cNvPicPr/>
                   </pic:nvPicPr>
                   <pic:blipFill>
-                    <a:blip r:embed="rId8"/>
+                    <a:blip r:embed="rId10"/>
                     <a:stretch>
                       <a:fillRect/>
                     </a:stretch>
@@ -2745,6 +2881,7 @@
         <w:rPr>
           <w:b/>
           <w:bCs/>
+          <w:noProof/>
         </w:rPr>
         <w:drawing>
           <wp:inline distT="0" distB="0" distL="0" distR="0" wp14:anchorId="1A3145BF" wp14:editId="42FD58E4">
@@ -2762,7 +2899,7 @@
                     <pic:cNvPicPr/>
                   </pic:nvPicPr>
                   <pic:blipFill>
-                    <a:blip r:embed="rId9"/>
+                    <a:blip r:embed="rId11"/>
                     <a:stretch>
                       <a:fillRect/>
                     </a:stretch>
@@ -2922,6 +3059,7 @@
         <w:rPr>
           <w:b/>
           <w:bCs/>
+          <w:noProof/>
         </w:rPr>
         <w:drawing>
           <wp:inline distT="0" distB="0" distL="0" distR="0" wp14:anchorId="6FA32885" wp14:editId="6156632F">
@@ -2939,7 +3077,7 @@
                     <pic:cNvPicPr/>
                   </pic:nvPicPr>
                   <pic:blipFill>
-                    <a:blip r:embed="rId10"/>
+                    <a:blip r:embed="rId12"/>
                     <a:stretch>
                       <a:fillRect/>
                     </a:stretch>
@@ -2983,7 +3121,13 @@
         </w:rPr>
       </w:pPr>
       <w:r>
-        <w:t xml:space="preserve">CAN-Verbindung entweder über </w:t>
+        <w:t>CAN-Verbindung entweder über</w:t>
+      </w:r>
+      <w:r>
+        <w:t xml:space="preserve"> USB-SUB-D-Adapter an</w:t>
+      </w:r>
+      <w:r>
+        <w:t xml:space="preserve"> </w:t>
       </w:r>
       <w:r>
         <w:rPr>
@@ -3122,7 +3266,7 @@
         <mc:AlternateContent>
           <mc:Choice Requires="wps">
             <w:drawing>
-              <wp:anchor distT="0" distB="0" distL="114300" distR="114300" simplePos="0" relativeHeight="251677696" behindDoc="0" locked="0" layoutInCell="1" allowOverlap="1" wp14:anchorId="7047E579" wp14:editId="17005242">
+              <wp:anchor distT="0" distB="0" distL="114300" distR="114300" simplePos="0" relativeHeight="251677696" behindDoc="0" locked="0" layoutInCell="1" allowOverlap="1" wp14:anchorId="7047E579" wp14:editId="2DDEE430">
                 <wp:simplePos x="0" y="0"/>
                 <wp:positionH relativeFrom="column">
                   <wp:posOffset>2881228</wp:posOffset>
@@ -3160,10 +3304,7 @@
                         <w:txbxContent>
                           <w:p>
                             <w:r>
-                              <w:t>3</w:t>
-                            </w:r>
-                            <w:r>
-                              <w:t>1</w:t>
+                              <w:t>31</w:t>
                             </w:r>
                           </w:p>
                           <w:p/>
@@ -3199,10 +3340,7 @@
                   <w:txbxContent>
                     <w:p>
                       <w:r>
-                        <w:t>3</w:t>
-                      </w:r>
-                      <w:r>
-                        <w:t>1</w:t>
+                        <w:t>31</w:t>
                       </w:r>
                     </w:p>
                     <w:p/>
@@ -3307,7 +3445,7 @@
         <mc:AlternateContent>
           <mc:Choice Requires="wps">
             <w:drawing>
-              <wp:anchor distT="0" distB="0" distL="114300" distR="114300" simplePos="0" relativeHeight="251671552" behindDoc="0" locked="0" layoutInCell="1" allowOverlap="1" wp14:anchorId="7AF5B69B" wp14:editId="036BB719">
+              <wp:anchor distT="0" distB="0" distL="114300" distR="114300" simplePos="0" relativeHeight="251671552" behindDoc="0" locked="0" layoutInCell="1" allowOverlap="1" wp14:anchorId="7AF5B69B" wp14:editId="5CC722E1">
                 <wp:simplePos x="0" y="0"/>
                 <wp:positionH relativeFrom="column">
                   <wp:posOffset>1599846</wp:posOffset>
@@ -3398,7 +3536,7 @@
         <mc:AlternateContent>
           <mc:Choice Requires="wps">
             <w:drawing>
-              <wp:anchor distT="0" distB="0" distL="114300" distR="114300" simplePos="0" relativeHeight="251673600" behindDoc="0" locked="0" layoutInCell="1" allowOverlap="1" wp14:anchorId="0A984AEB" wp14:editId="07CDB0E7">
+              <wp:anchor distT="0" distB="0" distL="114300" distR="114300" simplePos="0" relativeHeight="251673600" behindDoc="0" locked="0" layoutInCell="1" allowOverlap="1" wp14:anchorId="0A984AEB" wp14:editId="0370D23C">
                 <wp:simplePos x="0" y="0"/>
                 <wp:positionH relativeFrom="column">
                   <wp:posOffset>2660859</wp:posOffset>
@@ -3439,6 +3577,46 @@
                               <w:t>2</w:t>
                             </w:r>
                             <w:r>
+                              <w:rPr>
+                                <w:noProof/>
+                              </w:rPr>
+                              <w:drawing>
+                                <wp:inline distT="0" distB="0" distL="0" distR="0" wp14:anchorId="60DCC89F" wp14:editId="6694DC2C">
+                                  <wp:extent cx="53340" cy="3975"/>
+                                  <wp:effectExtent l="0" t="0" r="0" b="0"/>
+                                  <wp:docPr id="187401353" name="Grafik 1"/>
+                                  <wp:cNvGraphicFramePr>
+                                    <a:graphicFrameLocks xmlns:a="http://schemas.openxmlformats.org/drawingml/2006/main" noChangeAspect="1"/>
+                                  </wp:cNvGraphicFramePr>
+                                  <a:graphic xmlns:a="http://schemas.openxmlformats.org/drawingml/2006/main">
+                                    <a:graphicData uri="http://schemas.openxmlformats.org/drawingml/2006/picture">
+                                      <pic:pic xmlns:pic="http://schemas.openxmlformats.org/drawingml/2006/picture">
+                                        <pic:nvPicPr>
+                                          <pic:cNvPr id="1197729231" name=""/>
+                                          <pic:cNvPicPr/>
+                                        </pic:nvPicPr>
+                                        <pic:blipFill>
+                                          <a:blip r:embed="rId13"/>
+                                          <a:stretch>
+                                            <a:fillRect/>
+                                          </a:stretch>
+                                        </pic:blipFill>
+                                        <pic:spPr>
+                                          <a:xfrm>
+                                            <a:off x="0" y="0"/>
+                                            <a:ext cx="53340" cy="3975"/>
+                                          </a:xfrm>
+                                          <a:prstGeom prst="rect">
+                                            <a:avLst/>
+                                          </a:prstGeom>
+                                        </pic:spPr>
+                                      </pic:pic>
+                                    </a:graphicData>
+                                  </a:graphic>
+                                </wp:inline>
+                              </w:drawing>
+                            </w:r>
+                            <w:r>
                               <w:t>1</w:t>
                             </w:r>
                           </w:p>
@@ -3472,6 +3650,46 @@
                     <w:p>
                       <w:r>
                         <w:t>2</w:t>
+                      </w:r>
+                      <w:r>
+                        <w:rPr>
+                          <w:noProof/>
+                        </w:rPr>
+                        <w:drawing>
+                          <wp:inline distT="0" distB="0" distL="0" distR="0" wp14:anchorId="60DCC89F" wp14:editId="6694DC2C">
+                            <wp:extent cx="53340" cy="3975"/>
+                            <wp:effectExtent l="0" t="0" r="0" b="0"/>
+                            <wp:docPr id="187401353" name="Grafik 1"/>
+                            <wp:cNvGraphicFramePr>
+                              <a:graphicFrameLocks xmlns:a="http://schemas.openxmlformats.org/drawingml/2006/main" noChangeAspect="1"/>
+                            </wp:cNvGraphicFramePr>
+                            <a:graphic xmlns:a="http://schemas.openxmlformats.org/drawingml/2006/main">
+                              <a:graphicData uri="http://schemas.openxmlformats.org/drawingml/2006/picture">
+                                <pic:pic xmlns:pic="http://schemas.openxmlformats.org/drawingml/2006/picture">
+                                  <pic:nvPicPr>
+                                    <pic:cNvPr id="1197729231" name=""/>
+                                    <pic:cNvPicPr/>
+                                  </pic:nvPicPr>
+                                  <pic:blipFill>
+                                    <a:blip r:embed="rId13"/>
+                                    <a:stretch>
+                                      <a:fillRect/>
+                                    </a:stretch>
+                                  </pic:blipFill>
+                                  <pic:spPr>
+                                    <a:xfrm>
+                                      <a:off x="0" y="0"/>
+                                      <a:ext cx="53340" cy="3975"/>
+                                    </a:xfrm>
+                                    <a:prstGeom prst="rect">
+                                      <a:avLst/>
+                                    </a:prstGeom>
+                                  </pic:spPr>
+                                </pic:pic>
+                              </a:graphicData>
+                            </a:graphic>
+                          </wp:inline>
+                        </w:drawing>
                       </w:r>
                       <w:r>
                         <w:t>1</w:t>
@@ -3658,6 +3876,7 @@
         <w:rPr>
           <w:b/>
           <w:bCs/>
+          <w:noProof/>
         </w:rPr>
         <w:drawing>
           <wp:inline distT="0" distB="0" distL="0" distR="0" wp14:anchorId="30A07540" wp14:editId="7EED1C90">
@@ -3675,7 +3894,7 @@
                     <pic:cNvPicPr/>
                   </pic:nvPicPr>
                   <pic:blipFill>
-                    <a:blip r:embed="rId10"/>
+                    <a:blip r:embed="rId12"/>
                     <a:stretch>
                       <a:fillRect/>
                     </a:stretch>
@@ -3708,6 +3927,8 @@
     </w:p>
     <w:p>
       <w:pPr>
+        <w:pStyle w:val="Listenabsatz"/>
+        <w:jc w:val="center"/>
         <w:rPr>
           <w:b/>
           <w:bCs/>
@@ -3716,19 +3937,1398 @@
     </w:p>
     <w:p>
       <w:pPr>
+        <w:pStyle w:val="Listenabsatz"/>
+        <w:numPr>
+          <w:ilvl w:val="0"/>
+          <w:numId w:val="1"/>
+        </w:numPr>
+        <w:rPr>
+          <w:b/>
+          <w:bCs/>
+        </w:rPr>
+      </w:pPr>
+      <w:r>
+        <w:t>CAN-Nachrichten über PCAN-View senden</w:t>
+      </w:r>
+    </w:p>
+    <w:p>
+      <w:pPr>
+        <w:pStyle w:val="Listenabsatz"/>
+        <w:numPr>
+          <w:ilvl w:val="1"/>
+          <w:numId w:val="1"/>
+        </w:numPr>
+        <w:rPr>
+          <w:b/>
+          <w:bCs/>
+        </w:rPr>
+      </w:pPr>
+      <w:r>
+        <w:t>PCAN-View starten und Parameter e</w:t>
+      </w:r>
+      <w:r>
+        <w:t>instellen</w:t>
+      </w:r>
+    </w:p>
+    <w:p>
+      <w:pPr>
+        <w:pStyle w:val="Listenabsatz"/>
+        <w:numPr>
+          <w:ilvl w:val="1"/>
+          <w:numId w:val="1"/>
+        </w:numPr>
+        <w:rPr>
+          <w:b/>
+          <w:bCs/>
+        </w:rPr>
+      </w:pPr>
+      <w:r>
+        <w:t>neue Nachricht erstellen</w:t>
+      </w:r>
+    </w:p>
+    <w:p>
+      <w:pPr>
+        <w:pStyle w:val="Listenabsatz"/>
+        <w:numPr>
+          <w:ilvl w:val="1"/>
+          <w:numId w:val="1"/>
+        </w:numPr>
+        <w:rPr>
+          <w:b/>
+          <w:bCs/>
+        </w:rPr>
+      </w:pPr>
+      <w:r>
+        <w:t>(Optional: Format der Datenbytes auf dezimal umstellen)</w:t>
+      </w:r>
+    </w:p>
+    <w:p>
+      <w:pPr>
+        <w:pStyle w:val="Listenabsatz"/>
+        <w:numPr>
+          <w:ilvl w:val="1"/>
+          <w:numId w:val="1"/>
+        </w:numPr>
+      </w:pPr>
+      <w:r>
+        <w:t>=&gt; Nachrichten werden periodisch gesendet</w:t>
+      </w:r>
+    </w:p>
+    <w:p>
+      <w:pPr>
+        <w:jc w:val="center"/>
+        <w:rPr>
+          <w:b/>
+          <w:bCs/>
+        </w:rPr>
+      </w:pPr>
+      <w:r>
+        <w:rPr>
+          <w:b/>
+          <w:bCs/>
+          <w:noProof/>
+        </w:rPr>
+        <mc:AlternateContent>
+          <mc:Choice Requires="wps">
+            <w:drawing>
+              <wp:anchor distT="0" distB="0" distL="114300" distR="114300" simplePos="0" relativeHeight="251730944" behindDoc="0" locked="0" layoutInCell="1" allowOverlap="1" wp14:anchorId="1BCF67BF" wp14:editId="7D718DC1">
+                <wp:simplePos x="0" y="0"/>
+                <wp:positionH relativeFrom="margin">
+                  <wp:posOffset>4725617</wp:posOffset>
+                </wp:positionH>
+                <wp:positionV relativeFrom="paragraph">
+                  <wp:posOffset>271182</wp:posOffset>
+                </wp:positionV>
+                <wp:extent cx="243069" cy="248856"/>
+                <wp:effectExtent l="0" t="0" r="24130" b="18415"/>
+                <wp:wrapNone/>
+                <wp:docPr id="700565959" name="Textfeld 6"/>
+                <wp:cNvGraphicFramePr/>
+                <a:graphic xmlns:a="http://schemas.openxmlformats.org/drawingml/2006/main">
+                  <a:graphicData uri="http://schemas.microsoft.com/office/word/2010/wordprocessingShape">
+                    <wps:wsp>
+                      <wps:cNvSpPr txBox="1"/>
+                      <wps:spPr>
+                        <a:xfrm>
+                          <a:off x="0" y="0"/>
+                          <a:ext cx="243069" cy="248856"/>
+                        </a:xfrm>
+                        <a:prstGeom prst="rect">
+                          <a:avLst/>
+                        </a:prstGeom>
+                        <a:solidFill>
+                          <a:schemeClr val="lt1"/>
+                        </a:solidFill>
+                        <a:ln w="6350">
+                          <a:solidFill>
+                            <a:prstClr val="black"/>
+                          </a:solidFill>
+                        </a:ln>
+                      </wps:spPr>
+                      <wps:txbx>
+                        <w:txbxContent>
+                          <w:p>
+                            <w:r>
+                              <w:t>1</w:t>
+                            </w:r>
+                            <w:r>
+                              <w:rPr>
+                                <w:noProof/>
+                              </w:rPr>
+                              <w:drawing>
+                                <wp:inline distT="0" distB="0" distL="0" distR="0" wp14:anchorId="175A73D7" wp14:editId="041ABB94">
+                                  <wp:extent cx="53340" cy="3975"/>
+                                  <wp:effectExtent l="0" t="0" r="0" b="0"/>
+                                  <wp:docPr id="600218238" name="Grafik 1"/>
+                                  <wp:cNvGraphicFramePr>
+                                    <a:graphicFrameLocks xmlns:a="http://schemas.openxmlformats.org/drawingml/2006/main" noChangeAspect="1"/>
+                                  </wp:cNvGraphicFramePr>
+                                  <a:graphic xmlns:a="http://schemas.openxmlformats.org/drawingml/2006/main">
+                                    <a:graphicData uri="http://schemas.openxmlformats.org/drawingml/2006/picture">
+                                      <pic:pic xmlns:pic="http://schemas.openxmlformats.org/drawingml/2006/picture">
+                                        <pic:nvPicPr>
+                                          <pic:cNvPr id="1197729231" name=""/>
+                                          <pic:cNvPicPr/>
+                                        </pic:nvPicPr>
+                                        <pic:blipFill>
+                                          <a:blip r:embed="rId13"/>
+                                          <a:stretch>
+                                            <a:fillRect/>
+                                          </a:stretch>
+                                        </pic:blipFill>
+                                        <pic:spPr>
+                                          <a:xfrm>
+                                            <a:off x="0" y="0"/>
+                                            <a:ext cx="53340" cy="3975"/>
+                                          </a:xfrm>
+                                          <a:prstGeom prst="rect">
+                                            <a:avLst/>
+                                          </a:prstGeom>
+                                        </pic:spPr>
+                                      </pic:pic>
+                                    </a:graphicData>
+                                  </a:graphic>
+                                </wp:inline>
+                              </w:drawing>
+                            </w:r>
+                            <w:r>
+                              <w:t>1</w:t>
+                            </w:r>
+                          </w:p>
+                          <w:p/>
+                          <w:p/>
+                        </w:txbxContent>
+                      </wps:txbx>
+                      <wps:bodyPr rot="0" spcFirstLastPara="0" vertOverflow="overflow" horzOverflow="overflow" vert="horz" wrap="square" lIns="91440" tIns="45720" rIns="91440" bIns="45720" numCol="1" spcCol="0" rtlCol="0" fromWordArt="0" anchor="t" anchorCtr="0" forceAA="0" compatLnSpc="1">
+                        <a:prstTxWarp prst="textNoShape">
+                          <a:avLst/>
+                        </a:prstTxWarp>
+                        <a:noAutofit/>
+                      </wps:bodyPr>
+                    </wps:wsp>
+                  </a:graphicData>
+                </a:graphic>
+                <wp14:sizeRelH relativeFrom="margin">
+                  <wp14:pctWidth>0</wp14:pctWidth>
+                </wp14:sizeRelH>
+                <wp14:sizeRelV relativeFrom="margin">
+                  <wp14:pctHeight>0</wp14:pctHeight>
+                </wp14:sizeRelV>
+              </wp:anchor>
+            </w:drawing>
+          </mc:Choice>
+          <mc:Fallback>
+            <w:pict>
+              <v:shape w14:anchorId="1BCF67BF" id="_x0000_s1029" type="#_x0000_t202" style="position:absolute;left:0;text-align:left;margin-left:372.1pt;margin-top:21.35pt;width:19.15pt;height:19.6pt;z-index:251730944;visibility:visible;mso-wrap-style:square;mso-width-percent:0;mso-height-percent:0;mso-wrap-distance-left:9pt;mso-wrap-distance-top:0;mso-wrap-distance-right:9pt;mso-wrap-distance-bottom:0;mso-position-horizontal:absolute;mso-position-horizontal-relative:margin;mso-position-vertical:absolute;mso-position-vertical-relative:text;mso-width-percent:0;mso-height-percent:0;mso-width-relative:margin;mso-height-relative:margin;v-text-anchor:top" o:gfxdata="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" fillcolor="white [3201]" strokeweight=".5pt">
+                <v:textbox>
+                  <w:txbxContent>
+                    <w:p>
+                      <w:r>
+                        <w:t>1</w:t>
+                      </w:r>
+                      <w:r>
+                        <w:rPr>
+                          <w:noProof/>
+                        </w:rPr>
+                        <w:drawing>
+                          <wp:inline distT="0" distB="0" distL="0" distR="0" wp14:anchorId="175A73D7" wp14:editId="041ABB94">
+                            <wp:extent cx="53340" cy="3975"/>
+                            <wp:effectExtent l="0" t="0" r="0" b="0"/>
+                            <wp:docPr id="600218238" name="Grafik 1"/>
+                            <wp:cNvGraphicFramePr>
+                              <a:graphicFrameLocks xmlns:a="http://schemas.openxmlformats.org/drawingml/2006/main" noChangeAspect="1"/>
+                            </wp:cNvGraphicFramePr>
+                            <a:graphic xmlns:a="http://schemas.openxmlformats.org/drawingml/2006/main">
+                              <a:graphicData uri="http://schemas.openxmlformats.org/drawingml/2006/picture">
+                                <pic:pic xmlns:pic="http://schemas.openxmlformats.org/drawingml/2006/picture">
+                                  <pic:nvPicPr>
+                                    <pic:cNvPr id="1197729231" name=""/>
+                                    <pic:cNvPicPr/>
+                                  </pic:nvPicPr>
+                                  <pic:blipFill>
+                                    <a:blip r:embed="rId13"/>
+                                    <a:stretch>
+                                      <a:fillRect/>
+                                    </a:stretch>
+                                  </pic:blipFill>
+                                  <pic:spPr>
+                                    <a:xfrm>
+                                      <a:off x="0" y="0"/>
+                                      <a:ext cx="53340" cy="3975"/>
+                                    </a:xfrm>
+                                    <a:prstGeom prst="rect">
+                                      <a:avLst/>
+                                    </a:prstGeom>
+                                  </pic:spPr>
+                                </pic:pic>
+                              </a:graphicData>
+                            </a:graphic>
+                          </wp:inline>
+                        </w:drawing>
+                      </w:r>
+                      <w:r>
+                        <w:t>1</w:t>
+                      </w:r>
+                    </w:p>
+                    <w:p/>
+                    <w:p/>
+                  </w:txbxContent>
+                </v:textbox>
+                <w10:wrap anchorx="margin"/>
+              </v:shape>
+            </w:pict>
+          </mc:Fallback>
+        </mc:AlternateContent>
+      </w:r>
+      <w:r>
+        <w:rPr>
+          <w:noProof/>
+        </w:rPr>
+        <mc:AlternateContent>
+          <mc:Choice Requires="wpi">
+            <w:drawing>
+              <wp:anchor distT="0" distB="0" distL="114300" distR="114300" simplePos="0" relativeHeight="251723776" behindDoc="0" locked="0" layoutInCell="1" allowOverlap="1" wp14:anchorId="39219F6E" wp14:editId="77828658">
+                <wp:simplePos x="0" y="0"/>
+                <wp:positionH relativeFrom="column">
+                  <wp:posOffset>3380987</wp:posOffset>
+                </wp:positionH>
+                <wp:positionV relativeFrom="paragraph">
+                  <wp:posOffset>1075563</wp:posOffset>
+                </wp:positionV>
+                <wp:extent cx="512640" cy="14400"/>
+                <wp:effectExtent l="76200" t="133350" r="116205" b="157480"/>
+                <wp:wrapNone/>
+                <wp:docPr id="901500325" name="Freihand 2"/>
+                <wp:cNvGraphicFramePr/>
+                <a:graphic xmlns:a="http://schemas.openxmlformats.org/drawingml/2006/main">
+                  <a:graphicData uri="http://schemas.microsoft.com/office/word/2010/wordprocessingInk">
+                    <w14:contentPart bwMode="auto" r:id="rId14">
+                      <w14:nvContentPartPr>
+                        <w14:cNvContentPartPr/>
+                      </w14:nvContentPartPr>
+                      <w14:xfrm>
+                        <a:off x="0" y="0"/>
+                        <a:ext cx="512640" cy="14400"/>
+                      </w14:xfrm>
+                    </w14:contentPart>
+                  </a:graphicData>
+                </a:graphic>
+              </wp:anchor>
+            </w:drawing>
+          </mc:Choice>
+          <mc:Fallback>
+            <w:pict>
+              <v:shapetype w14:anchorId="53CEC7D6" id="_x0000_t75" coordsize="21600,21600" o:spt="75" o:preferrelative="t" path="m@4@5l@4@11@9@11@9@5xe" filled="f" stroked="f">
+                <v:stroke joinstyle="miter"/>
+                <v:formulas>
+                  <v:f eqn="if lineDrawn pixelLineWidth 0"/>
+                  <v:f eqn="sum @0 1 0"/>
+                  <v:f eqn="sum 0 0 @1"/>
+                  <v:f eqn="prod @2 1 2"/>
+                  <v:f eqn="prod @3 21600 pixelWidth"/>
+                  <v:f eqn="prod @3 21600 pixelHeight"/>
+                  <v:f eqn="sum @0 0 1"/>
+                  <v:f eqn="prod @6 1 2"/>
+                  <v:f eqn="prod @7 21600 pixelWidth"/>
+                  <v:f eqn="sum @8 21600 0"/>
+                  <v:f eqn="prod @7 21600 pixelHeight"/>
+                  <v:f eqn="sum @10 21600 0"/>
+                </v:formulas>
+                <v:path o:extrusionok="f" gradientshapeok="t" o:connecttype="rect"/>
+                <o:lock v:ext="edit" aspectratio="t"/>
+              </v:shapetype>
+              <v:shape id="Freihand 2" o:spid="_x0000_s1026" type="#_x0000_t75" style="position:absolute;margin-left:261.95pt;margin-top:76.2pt;width:48.85pt;height:18.15pt;z-index:251723776;visibility:visible;mso-wrap-style:square;mso-wrap-distance-left:9pt;mso-wrap-distance-top:0;mso-wrap-distance-right:9pt;mso-wrap-distance-bottom:0;mso-position-horizontal:absolute;mso-position-horizontal-relative:text;mso-position-vertical:absolute;mso-position-vertical-relative:text" o:gfxdata="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">
+                <v:imagedata r:id="rId15" o:title=""/>
+              </v:shape>
+            </w:pict>
+          </mc:Fallback>
+        </mc:AlternateContent>
+      </w:r>
+      <w:r>
+        <w:rPr>
+          <w:noProof/>
+        </w:rPr>
+        <mc:AlternateContent>
+          <mc:Choice Requires="wpi">
+            <w:drawing>
+              <wp:anchor distT="0" distB="0" distL="114300" distR="114300" simplePos="0" relativeHeight="251722752" behindDoc="0" locked="0" layoutInCell="1" allowOverlap="1" wp14:anchorId="20B4E245" wp14:editId="3CA3F05E">
+                <wp:simplePos x="0" y="0"/>
+                <wp:positionH relativeFrom="column">
+                  <wp:posOffset>4156787</wp:posOffset>
+                </wp:positionH>
+                <wp:positionV relativeFrom="paragraph">
+                  <wp:posOffset>837243</wp:posOffset>
+                </wp:positionV>
+                <wp:extent cx="1036080" cy="24840"/>
+                <wp:effectExtent l="95250" t="133350" r="107315" b="165735"/>
+                <wp:wrapNone/>
+                <wp:docPr id="1426532615" name="Freihand 1"/>
+                <wp:cNvGraphicFramePr/>
+                <a:graphic xmlns:a="http://schemas.openxmlformats.org/drawingml/2006/main">
+                  <a:graphicData uri="http://schemas.microsoft.com/office/word/2010/wordprocessingInk">
+                    <w14:contentPart bwMode="auto" r:id="rId16">
+                      <w14:nvContentPartPr>
+                        <w14:cNvContentPartPr/>
+                      </w14:nvContentPartPr>
+                      <w14:xfrm>
+                        <a:off x="0" y="0"/>
+                        <a:ext cx="1036080" cy="24840"/>
+                      </w14:xfrm>
+                    </w14:contentPart>
+                  </a:graphicData>
+                </a:graphic>
+              </wp:anchor>
+            </w:drawing>
+          </mc:Choice>
+          <mc:Fallback>
+            <w:pict>
+              <v:shape w14:anchorId="4EB406D6" id="Freihand 1" o:spid="_x0000_s1026" type="#_x0000_t75" style="position:absolute;margin-left:323.1pt;margin-top:57.4pt;width:90.1pt;height:18.95pt;z-index:251722752;visibility:visible;mso-wrap-style:square;mso-wrap-distance-left:9pt;mso-wrap-distance-top:0;mso-wrap-distance-right:9pt;mso-wrap-distance-bottom:0;mso-position-horizontal:absolute;mso-position-horizontal-relative:text;mso-position-vertical:absolute;mso-position-vertical-relative:text" o:gfxdata="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">
+                <v:imagedata r:id="rId17" o:title=""/>
+              </v:shape>
+            </w:pict>
+          </mc:Fallback>
+        </mc:AlternateContent>
+      </w:r>
+      <w:r>
+        <w:rPr>
+          <w:noProof/>
+        </w:rPr>
+        <w:drawing>
+          <wp:inline distT="0" distB="0" distL="0" distR="0" wp14:anchorId="6833ED58" wp14:editId="335441A7">
+            <wp:extent cx="4800113" cy="4281054"/>
+            <wp:effectExtent l="0" t="0" r="635" b="5715"/>
+            <wp:docPr id="1058438728" name="Grafik 1" descr="Ein Bild, das Text, Screenshot, Software, Zahl enthält.&#10;&#10;Automatisch generierte Beschreibung"/>
+            <wp:cNvGraphicFramePr>
+              <a:graphicFrameLocks xmlns:a="http://schemas.openxmlformats.org/drawingml/2006/main" noChangeAspect="1"/>
+            </wp:cNvGraphicFramePr>
+            <a:graphic xmlns:a="http://schemas.openxmlformats.org/drawingml/2006/main">
+              <a:graphicData uri="http://schemas.openxmlformats.org/drawingml/2006/picture">
+                <pic:pic xmlns:pic="http://schemas.openxmlformats.org/drawingml/2006/picture">
+                  <pic:nvPicPr>
+                    <pic:cNvPr id="1058438728" name="Grafik 1" descr="Ein Bild, das Text, Screenshot, Software, Zahl enthält.&#10;&#10;Automatisch generierte Beschreibung"/>
+                    <pic:cNvPicPr/>
+                  </pic:nvPicPr>
+                  <pic:blipFill>
+                    <a:blip r:embed="rId18"/>
+                    <a:stretch>
+                      <a:fillRect/>
+                    </a:stretch>
+                  </pic:blipFill>
+                  <pic:spPr>
+                    <a:xfrm>
+                      <a:off x="0" y="0"/>
+                      <a:ext cx="4813267" cy="4292785"/>
+                    </a:xfrm>
+                    <a:prstGeom prst="rect">
+                      <a:avLst/>
+                    </a:prstGeom>
+                  </pic:spPr>
+                </pic:pic>
+              </a:graphicData>
+            </a:graphic>
+          </wp:inline>
+        </w:drawing>
+      </w:r>
+    </w:p>
+    <w:p>
+      <w:pPr>
+        <w:rPr>
+          <w:b/>
+          <w:bCs/>
+        </w:rPr>
+      </w:pPr>
+    </w:p>
+    <w:p>
+      <w:pPr>
+        <w:pStyle w:val="Listenabsatz"/>
+        <w:rPr>
+          <w:b/>
+          <w:bCs/>
+        </w:rPr>
+      </w:pPr>
+    </w:p>
+    <w:p>
+      <w:pPr>
+        <w:pStyle w:val="Listenabsatz"/>
+        <w:ind w:left="1440"/>
+        <w:jc w:val="center"/>
+        <w:rPr>
+          <w:b/>
+          <w:bCs/>
+        </w:rPr>
+      </w:pPr>
+      <w:r>
+        <w:rPr>
+          <w:b/>
+          <w:bCs/>
+          <w:noProof/>
+        </w:rPr>
+        <mc:AlternateContent>
+          <mc:Choice Requires="wps">
+            <w:drawing>
+              <wp:anchor distT="0" distB="0" distL="114300" distR="114300" simplePos="0" relativeHeight="251735040" behindDoc="0" locked="0" layoutInCell="1" allowOverlap="1" wp14:anchorId="0306A530" wp14:editId="236A0603">
+                <wp:simplePos x="0" y="0"/>
+                <wp:positionH relativeFrom="margin">
+                  <wp:posOffset>3957278</wp:posOffset>
+                </wp:positionH>
+                <wp:positionV relativeFrom="paragraph">
+                  <wp:posOffset>-476986</wp:posOffset>
+                </wp:positionV>
+                <wp:extent cx="243069" cy="248856"/>
+                <wp:effectExtent l="0" t="0" r="24130" b="18415"/>
+                <wp:wrapNone/>
+                <wp:docPr id="862657424" name="Textfeld 6"/>
+                <wp:cNvGraphicFramePr/>
+                <a:graphic xmlns:a="http://schemas.openxmlformats.org/drawingml/2006/main">
+                  <a:graphicData uri="http://schemas.microsoft.com/office/word/2010/wordprocessingShape">
+                    <wps:wsp>
+                      <wps:cNvSpPr txBox="1"/>
+                      <wps:spPr>
+                        <a:xfrm>
+                          <a:off x="0" y="0"/>
+                          <a:ext cx="243069" cy="248856"/>
+                        </a:xfrm>
+                        <a:prstGeom prst="rect">
+                          <a:avLst/>
+                        </a:prstGeom>
+                        <a:solidFill>
+                          <a:schemeClr val="lt1"/>
+                        </a:solidFill>
+                        <a:ln w="6350">
+                          <a:solidFill>
+                            <a:prstClr val="black"/>
+                          </a:solidFill>
+                        </a:ln>
+                      </wps:spPr>
+                      <wps:txbx>
+                        <w:txbxContent>
+                          <w:p>
+                            <w:r>
+                              <w:t>3</w:t>
+                            </w:r>
+                            <w:r>
+                              <w:rPr>
+                                <w:noProof/>
+                              </w:rPr>
+                              <w:drawing>
+                                <wp:inline distT="0" distB="0" distL="0" distR="0" wp14:anchorId="2D055C74" wp14:editId="41B8A881">
+                                  <wp:extent cx="53340" cy="3975"/>
+                                  <wp:effectExtent l="0" t="0" r="0" b="0"/>
+                                  <wp:docPr id="1142746134" name="Grafik 1"/>
+                                  <wp:cNvGraphicFramePr>
+                                    <a:graphicFrameLocks xmlns:a="http://schemas.openxmlformats.org/drawingml/2006/main" noChangeAspect="1"/>
+                                  </wp:cNvGraphicFramePr>
+                                  <a:graphic xmlns:a="http://schemas.openxmlformats.org/drawingml/2006/main">
+                                    <a:graphicData uri="http://schemas.openxmlformats.org/drawingml/2006/picture">
+                                      <pic:pic xmlns:pic="http://schemas.openxmlformats.org/drawingml/2006/picture">
+                                        <pic:nvPicPr>
+                                          <pic:cNvPr id="1197729231" name=""/>
+                                          <pic:cNvPicPr/>
+                                        </pic:nvPicPr>
+                                        <pic:blipFill>
+                                          <a:blip r:embed="rId13"/>
+                                          <a:stretch>
+                                            <a:fillRect/>
+                                          </a:stretch>
+                                        </pic:blipFill>
+                                        <pic:spPr>
+                                          <a:xfrm>
+                                            <a:off x="0" y="0"/>
+                                            <a:ext cx="53340" cy="3975"/>
+                                          </a:xfrm>
+                                          <a:prstGeom prst="rect">
+                                            <a:avLst/>
+                                          </a:prstGeom>
+                                        </pic:spPr>
+                                      </pic:pic>
+                                    </a:graphicData>
+                                  </a:graphic>
+                                </wp:inline>
+                              </w:drawing>
+                            </w:r>
+                            <w:r>
+                              <w:t>1</w:t>
+                            </w:r>
+                          </w:p>
+                          <w:p/>
+                          <w:p/>
+                        </w:txbxContent>
+                      </wps:txbx>
+                      <wps:bodyPr rot="0" spcFirstLastPara="0" vertOverflow="overflow" horzOverflow="overflow" vert="horz" wrap="square" lIns="91440" tIns="45720" rIns="91440" bIns="45720" numCol="1" spcCol="0" rtlCol="0" fromWordArt="0" anchor="t" anchorCtr="0" forceAA="0" compatLnSpc="1">
+                        <a:prstTxWarp prst="textNoShape">
+                          <a:avLst/>
+                        </a:prstTxWarp>
+                        <a:noAutofit/>
+                      </wps:bodyPr>
+                    </wps:wsp>
+                  </a:graphicData>
+                </a:graphic>
+                <wp14:sizeRelH relativeFrom="margin">
+                  <wp14:pctWidth>0</wp14:pctWidth>
+                </wp14:sizeRelH>
+                <wp14:sizeRelV relativeFrom="margin">
+                  <wp14:pctHeight>0</wp14:pctHeight>
+                </wp14:sizeRelV>
+              </wp:anchor>
+            </w:drawing>
+          </mc:Choice>
+          <mc:Fallback>
+            <w:pict>
+              <v:shape w14:anchorId="0306A530" id="_x0000_s1030" type="#_x0000_t202" style="position:absolute;left:0;text-align:left;margin-left:311.6pt;margin-top:-37.55pt;width:19.15pt;height:19.6pt;z-index:251735040;visibility:visible;mso-wrap-style:square;mso-width-percent:0;mso-height-percent:0;mso-wrap-distance-left:9pt;mso-wrap-distance-top:0;mso-wrap-distance-right:9pt;mso-wrap-distance-bottom:0;mso-position-horizontal:absolute;mso-position-horizontal-relative:margin;mso-position-vertical:absolute;mso-position-vertical-relative:text;mso-width-percent:0;mso-height-percent:0;mso-width-relative:margin;mso-height-relative:margin;v-text-anchor:top" o:gfxdata="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" fillcolor="white [3201]" strokeweight=".5pt">
+                <v:textbox>
+                  <w:txbxContent>
+                    <w:p>
+                      <w:r>
+                        <w:t>3</w:t>
+                      </w:r>
+                      <w:r>
+                        <w:rPr>
+                          <w:noProof/>
+                        </w:rPr>
+                        <w:drawing>
+                          <wp:inline distT="0" distB="0" distL="0" distR="0" wp14:anchorId="2D055C74" wp14:editId="41B8A881">
+                            <wp:extent cx="53340" cy="3975"/>
+                            <wp:effectExtent l="0" t="0" r="0" b="0"/>
+                            <wp:docPr id="1142746134" name="Grafik 1"/>
+                            <wp:cNvGraphicFramePr>
+                              <a:graphicFrameLocks xmlns:a="http://schemas.openxmlformats.org/drawingml/2006/main" noChangeAspect="1"/>
+                            </wp:cNvGraphicFramePr>
+                            <a:graphic xmlns:a="http://schemas.openxmlformats.org/drawingml/2006/main">
+                              <a:graphicData uri="http://schemas.openxmlformats.org/drawingml/2006/picture">
+                                <pic:pic xmlns:pic="http://schemas.openxmlformats.org/drawingml/2006/picture">
+                                  <pic:nvPicPr>
+                                    <pic:cNvPr id="1197729231" name=""/>
+                                    <pic:cNvPicPr/>
+                                  </pic:nvPicPr>
+                                  <pic:blipFill>
+                                    <a:blip r:embed="rId13"/>
+                                    <a:stretch>
+                                      <a:fillRect/>
+                                    </a:stretch>
+                                  </pic:blipFill>
+                                  <pic:spPr>
+                                    <a:xfrm>
+                                      <a:off x="0" y="0"/>
+                                      <a:ext cx="53340" cy="3975"/>
+                                    </a:xfrm>
+                                    <a:prstGeom prst="rect">
+                                      <a:avLst/>
+                                    </a:prstGeom>
+                                  </pic:spPr>
+                                </pic:pic>
+                              </a:graphicData>
+                            </a:graphic>
+                          </wp:inline>
+                        </w:drawing>
+                      </w:r>
+                      <w:r>
+                        <w:t>1</w:t>
+                      </w:r>
+                    </w:p>
+                    <w:p/>
+                    <w:p/>
+                  </w:txbxContent>
+                </v:textbox>
+                <w10:wrap anchorx="margin"/>
+              </v:shape>
+            </w:pict>
+          </mc:Fallback>
+        </mc:AlternateContent>
+      </w:r>
+      <w:r>
+        <w:rPr>
+          <w:b/>
+          <w:bCs/>
+          <w:noProof/>
+        </w:rPr>
+        <mc:AlternateContent>
+          <mc:Choice Requires="wps">
+            <w:drawing>
+              <wp:anchor distT="0" distB="0" distL="114300" distR="114300" simplePos="0" relativeHeight="251732992" behindDoc="0" locked="0" layoutInCell="1" allowOverlap="1" wp14:anchorId="70CED6C9" wp14:editId="3FF71A86">
+                <wp:simplePos x="0" y="0"/>
+                <wp:positionH relativeFrom="margin">
+                  <wp:posOffset>708852</wp:posOffset>
+                </wp:positionH>
+                <wp:positionV relativeFrom="paragraph">
+                  <wp:posOffset>-201893</wp:posOffset>
+                </wp:positionV>
+                <wp:extent cx="243069" cy="248856"/>
+                <wp:effectExtent l="0" t="0" r="24130" b="18415"/>
+                <wp:wrapNone/>
+                <wp:docPr id="1455724499" name="Textfeld 6"/>
+                <wp:cNvGraphicFramePr/>
+                <a:graphic xmlns:a="http://schemas.openxmlformats.org/drawingml/2006/main">
+                  <a:graphicData uri="http://schemas.microsoft.com/office/word/2010/wordprocessingShape">
+                    <wps:wsp>
+                      <wps:cNvSpPr txBox="1"/>
+                      <wps:spPr>
+                        <a:xfrm>
+                          <a:off x="0" y="0"/>
+                          <a:ext cx="243069" cy="248856"/>
+                        </a:xfrm>
+                        <a:prstGeom prst="rect">
+                          <a:avLst/>
+                        </a:prstGeom>
+                        <a:solidFill>
+                          <a:schemeClr val="lt1"/>
+                        </a:solidFill>
+                        <a:ln w="6350">
+                          <a:solidFill>
+                            <a:prstClr val="black"/>
+                          </a:solidFill>
+                        </a:ln>
+                      </wps:spPr>
+                      <wps:txbx>
+                        <w:txbxContent>
+                          <w:p>
+                            <w:r>
+                              <w:t>2</w:t>
+                            </w:r>
+                            <w:r>
+                              <w:rPr>
+                                <w:noProof/>
+                              </w:rPr>
+                              <w:drawing>
+                                <wp:inline distT="0" distB="0" distL="0" distR="0" wp14:anchorId="61A30D4E" wp14:editId="47424DBD">
+                                  <wp:extent cx="53340" cy="3975"/>
+                                  <wp:effectExtent l="0" t="0" r="0" b="0"/>
+                                  <wp:docPr id="1940692211" name="Grafik 1"/>
+                                  <wp:cNvGraphicFramePr>
+                                    <a:graphicFrameLocks xmlns:a="http://schemas.openxmlformats.org/drawingml/2006/main" noChangeAspect="1"/>
+                                  </wp:cNvGraphicFramePr>
+                                  <a:graphic xmlns:a="http://schemas.openxmlformats.org/drawingml/2006/main">
+                                    <a:graphicData uri="http://schemas.openxmlformats.org/drawingml/2006/picture">
+                                      <pic:pic xmlns:pic="http://schemas.openxmlformats.org/drawingml/2006/picture">
+                                        <pic:nvPicPr>
+                                          <pic:cNvPr id="1197729231" name=""/>
+                                          <pic:cNvPicPr/>
+                                        </pic:nvPicPr>
+                                        <pic:blipFill>
+                                          <a:blip r:embed="rId13"/>
+                                          <a:stretch>
+                                            <a:fillRect/>
+                                          </a:stretch>
+                                        </pic:blipFill>
+                                        <pic:spPr>
+                                          <a:xfrm>
+                                            <a:off x="0" y="0"/>
+                                            <a:ext cx="53340" cy="3975"/>
+                                          </a:xfrm>
+                                          <a:prstGeom prst="rect">
+                                            <a:avLst/>
+                                          </a:prstGeom>
+                                        </pic:spPr>
+                                      </pic:pic>
+                                    </a:graphicData>
+                                  </a:graphic>
+                                </wp:inline>
+                              </w:drawing>
+                            </w:r>
+                            <w:r>
+                              <w:t>1</w:t>
+                            </w:r>
+                          </w:p>
+                          <w:p/>
+                          <w:p/>
+                        </w:txbxContent>
+                      </wps:txbx>
+                      <wps:bodyPr rot="0" spcFirstLastPara="0" vertOverflow="overflow" horzOverflow="overflow" vert="horz" wrap="square" lIns="91440" tIns="45720" rIns="91440" bIns="45720" numCol="1" spcCol="0" rtlCol="0" fromWordArt="0" anchor="t" anchorCtr="0" forceAA="0" compatLnSpc="1">
+                        <a:prstTxWarp prst="textNoShape">
+                          <a:avLst/>
+                        </a:prstTxWarp>
+                        <a:noAutofit/>
+                      </wps:bodyPr>
+                    </wps:wsp>
+                  </a:graphicData>
+                </a:graphic>
+                <wp14:sizeRelH relativeFrom="margin">
+                  <wp14:pctWidth>0</wp14:pctWidth>
+                </wp14:sizeRelH>
+                <wp14:sizeRelV relativeFrom="margin">
+                  <wp14:pctHeight>0</wp14:pctHeight>
+                </wp14:sizeRelV>
+              </wp:anchor>
+            </w:drawing>
+          </mc:Choice>
+          <mc:Fallback>
+            <w:pict>
+              <v:shape w14:anchorId="70CED6C9" id="_x0000_s1031" type="#_x0000_t202" style="position:absolute;left:0;text-align:left;margin-left:55.8pt;margin-top:-15.9pt;width:19.15pt;height:19.6pt;z-index:251732992;visibility:visible;mso-wrap-style:square;mso-width-percent:0;mso-height-percent:0;mso-wrap-distance-left:9pt;mso-wrap-distance-top:0;mso-wrap-distance-right:9pt;mso-wrap-distance-bottom:0;mso-position-horizontal:absolute;mso-position-horizontal-relative:margin;mso-position-vertical:absolute;mso-position-vertical-relative:text;mso-width-percent:0;mso-height-percent:0;mso-width-relative:margin;mso-height-relative:margin;v-text-anchor:top" o:gfxdata="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" fillcolor="white [3201]" strokeweight=".5pt">
+                <v:textbox>
+                  <w:txbxContent>
+                    <w:p>
+                      <w:r>
+                        <w:t>2</w:t>
+                      </w:r>
+                      <w:r>
+                        <w:rPr>
+                          <w:noProof/>
+                        </w:rPr>
+                        <w:drawing>
+                          <wp:inline distT="0" distB="0" distL="0" distR="0" wp14:anchorId="61A30D4E" wp14:editId="47424DBD">
+                            <wp:extent cx="53340" cy="3975"/>
+                            <wp:effectExtent l="0" t="0" r="0" b="0"/>
+                            <wp:docPr id="1940692211" name="Grafik 1"/>
+                            <wp:cNvGraphicFramePr>
+                              <a:graphicFrameLocks xmlns:a="http://schemas.openxmlformats.org/drawingml/2006/main" noChangeAspect="1"/>
+                            </wp:cNvGraphicFramePr>
+                            <a:graphic xmlns:a="http://schemas.openxmlformats.org/drawingml/2006/main">
+                              <a:graphicData uri="http://schemas.openxmlformats.org/drawingml/2006/picture">
+                                <pic:pic xmlns:pic="http://schemas.openxmlformats.org/drawingml/2006/picture">
+                                  <pic:nvPicPr>
+                                    <pic:cNvPr id="1197729231" name=""/>
+                                    <pic:cNvPicPr/>
+                                  </pic:nvPicPr>
+                                  <pic:blipFill>
+                                    <a:blip r:embed="rId13"/>
+                                    <a:stretch>
+                                      <a:fillRect/>
+                                    </a:stretch>
+                                  </pic:blipFill>
+                                  <pic:spPr>
+                                    <a:xfrm>
+                                      <a:off x="0" y="0"/>
+                                      <a:ext cx="53340" cy="3975"/>
+                                    </a:xfrm>
+                                    <a:prstGeom prst="rect">
+                                      <a:avLst/>
+                                    </a:prstGeom>
+                                  </pic:spPr>
+                                </pic:pic>
+                              </a:graphicData>
+                            </a:graphic>
+                          </wp:inline>
+                        </w:drawing>
+                      </w:r>
+                      <w:r>
+                        <w:t>1</w:t>
+                      </w:r>
+                    </w:p>
+                    <w:p/>
+                    <w:p/>
+                  </w:txbxContent>
+                </v:textbox>
+                <w10:wrap anchorx="margin"/>
+              </v:shape>
+            </w:pict>
+          </mc:Fallback>
+        </mc:AlternateContent>
+      </w:r>
+      <w:r>
+        <w:rPr>
+          <w:noProof/>
+        </w:rPr>
+        <w:drawing>
+          <wp:anchor distT="0" distB="0" distL="114300" distR="114300" simplePos="0" relativeHeight="251727872" behindDoc="0" locked="0" layoutInCell="1" allowOverlap="1" wp14:anchorId="2827D734" wp14:editId="458F54D3">
+            <wp:simplePos x="0" y="0"/>
+            <wp:positionH relativeFrom="column">
+              <wp:posOffset>-438267</wp:posOffset>
+            </wp:positionH>
+            <wp:positionV relativeFrom="paragraph">
+              <wp:posOffset>-338263</wp:posOffset>
+            </wp:positionV>
+            <wp:extent cx="2834886" cy="1120237"/>
+            <wp:effectExtent l="0" t="0" r="3810" b="3810"/>
+            <wp:wrapNone/>
+            <wp:docPr id="1472749770" name="Grafik 1" descr="Ein Bild, das Text, Schrift, Zahl, Software enthält.&#10;&#10;Automatisch generierte Beschreibung"/>
+            <wp:cNvGraphicFramePr>
+              <a:graphicFrameLocks xmlns:a="http://schemas.openxmlformats.org/drawingml/2006/main" noChangeAspect="1"/>
+            </wp:cNvGraphicFramePr>
+            <a:graphic xmlns:a="http://schemas.openxmlformats.org/drawingml/2006/main">
+              <a:graphicData uri="http://schemas.openxmlformats.org/drawingml/2006/picture">
+                <pic:pic xmlns:pic="http://schemas.openxmlformats.org/drawingml/2006/picture">
+                  <pic:nvPicPr>
+                    <pic:cNvPr id="1472749770" name="Grafik 1" descr="Ein Bild, das Text, Schrift, Zahl, Software enthält.&#10;&#10;Automatisch generierte Beschreibung"/>
+                    <pic:cNvPicPr/>
+                  </pic:nvPicPr>
+                  <pic:blipFill>
+                    <a:blip r:embed="rId19">
+                      <a:extLst>
+                        <a:ext uri="{28A0092B-C50C-407E-A947-70E740481C1C}">
+                          <a14:useLocalDpi xmlns:a14="http://schemas.microsoft.com/office/drawing/2010/main" val="0"/>
+                        </a:ext>
+                      </a:extLst>
+                    </a:blip>
+                    <a:stretch>
+                      <a:fillRect/>
+                    </a:stretch>
+                  </pic:blipFill>
+                  <pic:spPr>
+                    <a:xfrm>
+                      <a:off x="0" y="0"/>
+                      <a:ext cx="2834886" cy="1120237"/>
+                    </a:xfrm>
+                    <a:prstGeom prst="rect">
+                      <a:avLst/>
+                    </a:prstGeom>
+                  </pic:spPr>
+                </pic:pic>
+              </a:graphicData>
+            </a:graphic>
+          </wp:anchor>
+        </w:drawing>
+      </w:r>
+      <w:r>
+        <w:rPr>
+          <w:noProof/>
+        </w:rPr>
+        <w:drawing>
+          <wp:anchor distT="0" distB="0" distL="114300" distR="114300" simplePos="0" relativeHeight="251726848" behindDoc="0" locked="0" layoutInCell="1" allowOverlap="1" wp14:anchorId="130F22B9" wp14:editId="032614D2">
+            <wp:simplePos x="0" y="0"/>
+            <wp:positionH relativeFrom="column">
+              <wp:posOffset>2456559</wp:posOffset>
+            </wp:positionH>
+            <wp:positionV relativeFrom="paragraph">
+              <wp:posOffset>-361758</wp:posOffset>
+            </wp:positionV>
+            <wp:extent cx="3909399" cy="2842506"/>
+            <wp:effectExtent l="0" t="0" r="0" b="0"/>
+            <wp:wrapNone/>
+            <wp:docPr id="1292390774" name="Grafik 1" descr="Ein Bild, das Text, Screenshot, Zahl, Schrift enthält.&#10;&#10;Automatisch generierte Beschreibung"/>
+            <wp:cNvGraphicFramePr>
+              <a:graphicFrameLocks xmlns:a="http://schemas.openxmlformats.org/drawingml/2006/main" noChangeAspect="1"/>
+            </wp:cNvGraphicFramePr>
+            <a:graphic xmlns:a="http://schemas.openxmlformats.org/drawingml/2006/main">
+              <a:graphicData uri="http://schemas.openxmlformats.org/drawingml/2006/picture">
+                <pic:pic xmlns:pic="http://schemas.openxmlformats.org/drawingml/2006/picture">
+                  <pic:nvPicPr>
+                    <pic:cNvPr id="1292390774" name="Grafik 1" descr="Ein Bild, das Text, Screenshot, Zahl, Schrift enthält.&#10;&#10;Automatisch generierte Beschreibung"/>
+                    <pic:cNvPicPr/>
+                  </pic:nvPicPr>
+                  <pic:blipFill>
+                    <a:blip r:embed="rId20">
+                      <a:extLst>
+                        <a:ext uri="{28A0092B-C50C-407E-A947-70E740481C1C}">
+                          <a14:useLocalDpi xmlns:a14="http://schemas.microsoft.com/office/drawing/2010/main" val="0"/>
+                        </a:ext>
+                      </a:extLst>
+                    </a:blip>
+                    <a:stretch>
+                      <a:fillRect/>
+                    </a:stretch>
+                  </pic:blipFill>
+                  <pic:spPr>
+                    <a:xfrm>
+                      <a:off x="0" y="0"/>
+                      <a:ext cx="3909399" cy="2842506"/>
+                    </a:xfrm>
+                    <a:prstGeom prst="rect">
+                      <a:avLst/>
+                    </a:prstGeom>
+                  </pic:spPr>
+                </pic:pic>
+              </a:graphicData>
+            </a:graphic>
+          </wp:anchor>
+        </w:drawing>
+      </w:r>
+      <w:r>
+        <w:rPr>
+          <w:noProof/>
+        </w:rPr>
+        <mc:AlternateContent>
+          <mc:Choice Requires="wpi">
+            <w:drawing>
+              <wp:anchor distT="0" distB="0" distL="114300" distR="114300" simplePos="0" relativeHeight="251725824" behindDoc="0" locked="0" layoutInCell="1" allowOverlap="1" wp14:anchorId="583C6C96" wp14:editId="7E0447E9">
+                <wp:simplePos x="0" y="0"/>
+                <wp:positionH relativeFrom="column">
+                  <wp:posOffset>3373787</wp:posOffset>
+                </wp:positionH>
+                <wp:positionV relativeFrom="paragraph">
+                  <wp:posOffset>554823</wp:posOffset>
+                </wp:positionV>
+                <wp:extent cx="381600" cy="188280"/>
+                <wp:effectExtent l="95250" t="152400" r="114300" b="154940"/>
+                <wp:wrapNone/>
+                <wp:docPr id="1218195556" name="Freihand 6"/>
+                <wp:cNvGraphicFramePr/>
+                <a:graphic xmlns:a="http://schemas.openxmlformats.org/drawingml/2006/main">
+                  <a:graphicData uri="http://schemas.microsoft.com/office/word/2010/wordprocessingInk">
+                    <w14:contentPart bwMode="auto" r:id="rId21">
+                      <w14:nvContentPartPr>
+                        <w14:cNvContentPartPr/>
+                      </w14:nvContentPartPr>
+                      <w14:xfrm>
+                        <a:off x="0" y="0"/>
+                        <a:ext cx="381600" cy="188280"/>
+                      </w14:xfrm>
+                    </w14:contentPart>
+                  </a:graphicData>
+                </a:graphic>
+              </wp:anchor>
+            </w:drawing>
+          </mc:Choice>
+          <mc:Fallback>
+            <w:pict>
+              <v:shape w14:anchorId="4895E5A7" id="Freihand 6" o:spid="_x0000_s1026" type="#_x0000_t75" style="position:absolute;margin-left:261.4pt;margin-top:35.2pt;width:38.55pt;height:31.85pt;z-index:251725824;visibility:visible;mso-wrap-style:square;mso-wrap-distance-left:9pt;mso-wrap-distance-top:0;mso-wrap-distance-right:9pt;mso-wrap-distance-bottom:0;mso-position-horizontal:absolute;mso-position-horizontal-relative:text;mso-position-vertical:absolute;mso-position-vertical-relative:text" o:gfxdata="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">
+                <v:imagedata r:id="rId22" o:title=""/>
+              </v:shape>
+            </w:pict>
+          </mc:Fallback>
+        </mc:AlternateContent>
+      </w:r>
+      <w:r>
+        <w:rPr>
+          <w:noProof/>
+        </w:rPr>
+        <mc:AlternateContent>
+          <mc:Choice Requires="wpi">
+            <w:drawing>
+              <wp:anchor distT="0" distB="0" distL="114300" distR="114300" simplePos="0" relativeHeight="251724800" behindDoc="0" locked="0" layoutInCell="1" allowOverlap="1" wp14:anchorId="0ED70B00" wp14:editId="041B216D">
+                <wp:simplePos x="0" y="0"/>
+                <wp:positionH relativeFrom="column">
+                  <wp:posOffset>3367307</wp:posOffset>
+                </wp:positionH>
+                <wp:positionV relativeFrom="paragraph">
+                  <wp:posOffset>636903</wp:posOffset>
+                </wp:positionV>
+                <wp:extent cx="410040" cy="44640"/>
+                <wp:effectExtent l="95250" t="152400" r="104775" b="165100"/>
+                <wp:wrapNone/>
+                <wp:docPr id="1983240440" name="Freihand 5"/>
+                <wp:cNvGraphicFramePr/>
+                <a:graphic xmlns:a="http://schemas.openxmlformats.org/drawingml/2006/main">
+                  <a:graphicData uri="http://schemas.microsoft.com/office/word/2010/wordprocessingInk">
+                    <w14:contentPart bwMode="auto" r:id="rId23">
+                      <w14:nvContentPartPr>
+                        <w14:cNvContentPartPr/>
+                      </w14:nvContentPartPr>
+                      <w14:xfrm>
+                        <a:off x="0" y="0"/>
+                        <a:ext cx="410040" cy="44640"/>
+                      </w14:xfrm>
+                    </w14:contentPart>
+                  </a:graphicData>
+                </a:graphic>
+              </wp:anchor>
+            </w:drawing>
+          </mc:Choice>
+          <mc:Fallback>
+            <w:pict>
+              <v:shape w14:anchorId="61249A30" id="Freihand 5" o:spid="_x0000_s1026" type="#_x0000_t75" style="position:absolute;margin-left:260.9pt;margin-top:41.65pt;width:40.8pt;height:20.5pt;z-index:251724800;visibility:visible;mso-wrap-style:square;mso-wrap-distance-left:9pt;mso-wrap-distance-top:0;mso-wrap-distance-right:9pt;mso-wrap-distance-bottom:0;mso-position-horizontal:absolute;mso-position-horizontal-relative:text;mso-position-vertical:absolute;mso-position-vertical-relative:text" o:gfxdata="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">
+                <v:imagedata r:id="rId24" o:title=""/>
+              </v:shape>
+            </w:pict>
+          </mc:Fallback>
+        </mc:AlternateContent>
+      </w:r>
+    </w:p>
+    <w:p>
+      <w:pPr>
+        <w:pStyle w:val="Listenabsatz"/>
+        <w:ind w:left="1440"/>
+        <w:jc w:val="center"/>
+        <w:rPr>
+          <w:b/>
+          <w:bCs/>
+        </w:rPr>
+      </w:pPr>
+      <w:r>
+        <w:rPr>
+          <w:b/>
+          <w:bCs/>
+          <w:noProof/>
+        </w:rPr>
+        <mc:AlternateContent>
+          <mc:Choice Requires="wpi">
+            <w:drawing>
+              <wp:anchor distT="0" distB="0" distL="114300" distR="114300" simplePos="0" relativeHeight="251738112" behindDoc="0" locked="0" layoutInCell="1" allowOverlap="1" wp14:anchorId="1612D9F3" wp14:editId="5149FD6D">
+                <wp:simplePos x="0" y="0"/>
+                <wp:positionH relativeFrom="column">
+                  <wp:posOffset>1043918</wp:posOffset>
+                </wp:positionH>
+                <wp:positionV relativeFrom="paragraph">
+                  <wp:posOffset>-101320</wp:posOffset>
+                </wp:positionV>
+                <wp:extent cx="353160" cy="416520"/>
+                <wp:effectExtent l="95250" t="152400" r="104140" b="155575"/>
+                <wp:wrapNone/>
+                <wp:docPr id="134480275" name="Freihand 14"/>
+                <wp:cNvGraphicFramePr/>
+                <a:graphic xmlns:a="http://schemas.openxmlformats.org/drawingml/2006/main">
+                  <a:graphicData uri="http://schemas.microsoft.com/office/word/2010/wordprocessingInk">
+                    <w14:contentPart bwMode="auto" r:id="rId25">
+                      <w14:nvContentPartPr>
+                        <w14:cNvContentPartPr/>
+                      </w14:nvContentPartPr>
+                      <w14:xfrm>
+                        <a:off x="0" y="0"/>
+                        <a:ext cx="353160" cy="416520"/>
+                      </w14:xfrm>
+                    </w14:contentPart>
+                  </a:graphicData>
+                </a:graphic>
+              </wp:anchor>
+            </w:drawing>
+          </mc:Choice>
+          <mc:Fallback>
+            <w:pict>
+              <v:shape w14:anchorId="65D0BF27" id="Freihand 14" o:spid="_x0000_s1026" type="#_x0000_t75" style="position:absolute;margin-left:77.95pt;margin-top:-16.5pt;width:36.3pt;height:49.85pt;z-index:251738112;visibility:visible;mso-wrap-style:square;mso-wrap-distance-left:9pt;mso-wrap-distance-top:0;mso-wrap-distance-right:9pt;mso-wrap-distance-bottom:0;mso-position-horizontal:absolute;mso-position-horizontal-relative:text;mso-position-vertical:absolute;mso-position-vertical-relative:text" o:gfxdata="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">
+                <v:imagedata r:id="rId26" o:title=""/>
+              </v:shape>
+            </w:pict>
+          </mc:Fallback>
+        </mc:AlternateContent>
+      </w:r>
+    </w:p>
+    <w:p>
+      <w:pPr>
         <w:rPr>
           <w:b/>
           <w:bCs/>
           <w:u w:val="single"/>
         </w:rPr>
       </w:pPr>
-      <w:r>
+    </w:p>
+    <w:p>
+      <w:pPr>
         <w:rPr>
           <w:b/>
           <w:bCs/>
           <w:u w:val="single"/>
         </w:rPr>
-        <w:t>Steuerung:</w:t>
+      </w:pPr>
+    </w:p>
+    <w:p>
+      <w:pPr>
+        <w:rPr>
+          <w:b/>
+          <w:bCs/>
+          <w:u w:val="single"/>
+        </w:rPr>
+      </w:pPr>
+    </w:p>
+    <w:p>
+      <w:pPr>
+        <w:rPr>
+          <w:b/>
+          <w:bCs/>
+          <w:u w:val="single"/>
+        </w:rPr>
+      </w:pPr>
+    </w:p>
+    <w:p>
+      <w:pPr>
+        <w:rPr>
+          <w:b/>
+          <w:bCs/>
+          <w:u w:val="single"/>
+        </w:rPr>
+      </w:pPr>
+    </w:p>
+    <w:p>
+      <w:pPr>
+        <w:rPr>
+          <w:b/>
+          <w:bCs/>
+          <w:u w:val="single"/>
+        </w:rPr>
+      </w:pPr>
+    </w:p>
+    <w:p>
+      <w:pPr>
+        <w:rPr>
+          <w:b/>
+          <w:bCs/>
+          <w:u w:val="single"/>
+        </w:rPr>
+      </w:pPr>
+    </w:p>
+    <w:p>
+      <w:pPr>
+        <w:rPr>
+          <w:b/>
+          <w:bCs/>
+          <w:u w:val="single"/>
+        </w:rPr>
+      </w:pPr>
+      <w:r>
+        <w:rPr>
+          <w:b/>
+          <w:bCs/>
+          <w:noProof/>
+        </w:rPr>
+        <mc:AlternateContent>
+          <mc:Choice Requires="wps">
+            <w:drawing>
+              <wp:anchor distT="0" distB="0" distL="114300" distR="114300" simplePos="0" relativeHeight="251737088" behindDoc="0" locked="0" layoutInCell="1" allowOverlap="1" wp14:anchorId="41B01603" wp14:editId="08D6D012">
+                <wp:simplePos x="0" y="0"/>
+                <wp:positionH relativeFrom="margin">
+                  <wp:posOffset>-115389</wp:posOffset>
+                </wp:positionH>
+                <wp:positionV relativeFrom="paragraph">
+                  <wp:posOffset>174961</wp:posOffset>
+                </wp:positionV>
+                <wp:extent cx="243069" cy="248856"/>
+                <wp:effectExtent l="0" t="0" r="24130" b="18415"/>
+                <wp:wrapNone/>
+                <wp:docPr id="1605999777" name="Textfeld 6"/>
+                <wp:cNvGraphicFramePr/>
+                <a:graphic xmlns:a="http://schemas.openxmlformats.org/drawingml/2006/main">
+                  <a:graphicData uri="http://schemas.microsoft.com/office/word/2010/wordprocessingShape">
+                    <wps:wsp>
+                      <wps:cNvSpPr txBox="1"/>
+                      <wps:spPr>
+                        <a:xfrm>
+                          <a:off x="0" y="0"/>
+                          <a:ext cx="243069" cy="248856"/>
+                        </a:xfrm>
+                        <a:prstGeom prst="rect">
+                          <a:avLst/>
+                        </a:prstGeom>
+                        <a:solidFill>
+                          <a:schemeClr val="lt1"/>
+                        </a:solidFill>
+                        <a:ln w="6350">
+                          <a:solidFill>
+                            <a:prstClr val="black"/>
+                          </a:solidFill>
+                        </a:ln>
+                      </wps:spPr>
+                      <wps:txbx>
+                        <w:txbxContent>
+                          <w:p>
+                            <w:r>
+                              <w:t>4</w:t>
+                            </w:r>
+                            <w:r>
+                              <w:rPr>
+                                <w:noProof/>
+                              </w:rPr>
+                              <w:drawing>
+                                <wp:inline distT="0" distB="0" distL="0" distR="0" wp14:anchorId="1E55C6F1" wp14:editId="5BBDDECB">
+                                  <wp:extent cx="53340" cy="3975"/>
+                                  <wp:effectExtent l="0" t="0" r="0" b="0"/>
+                                  <wp:docPr id="299626203" name="Grafik 1"/>
+                                  <wp:cNvGraphicFramePr>
+                                    <a:graphicFrameLocks xmlns:a="http://schemas.openxmlformats.org/drawingml/2006/main" noChangeAspect="1"/>
+                                  </wp:cNvGraphicFramePr>
+                                  <a:graphic xmlns:a="http://schemas.openxmlformats.org/drawingml/2006/main">
+                                    <a:graphicData uri="http://schemas.openxmlformats.org/drawingml/2006/picture">
+                                      <pic:pic xmlns:pic="http://schemas.openxmlformats.org/drawingml/2006/picture">
+                                        <pic:nvPicPr>
+                                          <pic:cNvPr id="1197729231" name=""/>
+                                          <pic:cNvPicPr/>
+                                        </pic:nvPicPr>
+                                        <pic:blipFill>
+                                          <a:blip r:embed="rId13"/>
+                                          <a:stretch>
+                                            <a:fillRect/>
+                                          </a:stretch>
+                                        </pic:blipFill>
+                                        <pic:spPr>
+                                          <a:xfrm>
+                                            <a:off x="0" y="0"/>
+                                            <a:ext cx="53340" cy="3975"/>
+                                          </a:xfrm>
+                                          <a:prstGeom prst="rect">
+                                            <a:avLst/>
+                                          </a:prstGeom>
+                                        </pic:spPr>
+                                      </pic:pic>
+                                    </a:graphicData>
+                                  </a:graphic>
+                                </wp:inline>
+                              </w:drawing>
+                            </w:r>
+                            <w:r>
+                              <w:t>1</w:t>
+                            </w:r>
+                          </w:p>
+                          <w:p/>
+                          <w:p/>
+                        </w:txbxContent>
+                      </wps:txbx>
+                      <wps:bodyPr rot="0" spcFirstLastPara="0" vertOverflow="overflow" horzOverflow="overflow" vert="horz" wrap="square" lIns="91440" tIns="45720" rIns="91440" bIns="45720" numCol="1" spcCol="0" rtlCol="0" fromWordArt="0" anchor="t" anchorCtr="0" forceAA="0" compatLnSpc="1">
+                        <a:prstTxWarp prst="textNoShape">
+                          <a:avLst/>
+                        </a:prstTxWarp>
+                        <a:noAutofit/>
+                      </wps:bodyPr>
+                    </wps:wsp>
+                  </a:graphicData>
+                </a:graphic>
+                <wp14:sizeRelH relativeFrom="margin">
+                  <wp14:pctWidth>0</wp14:pctWidth>
+                </wp14:sizeRelH>
+                <wp14:sizeRelV relativeFrom="margin">
+                  <wp14:pctHeight>0</wp14:pctHeight>
+                </wp14:sizeRelV>
+              </wp:anchor>
+            </w:drawing>
+          </mc:Choice>
+          <mc:Fallback>
+            <w:pict>
+              <v:shape w14:anchorId="41B01603" id="_x0000_s1032" type="#_x0000_t202" style="position:absolute;margin-left:-9.1pt;margin-top:13.8pt;width:19.15pt;height:19.6pt;z-index:251737088;visibility:visible;mso-wrap-style:square;mso-width-percent:0;mso-height-percent:0;mso-wrap-distance-left:9pt;mso-wrap-distance-top:0;mso-wrap-distance-right:9pt;mso-wrap-distance-bottom:0;mso-position-horizontal:absolute;mso-position-horizontal-relative:margin;mso-position-vertical:absolute;mso-position-vertical-relative:text;mso-width-percent:0;mso-height-percent:0;mso-width-relative:margin;mso-height-relative:margin;v-text-anchor:top" o:gfxdata="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" fillcolor="white [3201]" strokeweight=".5pt">
+                <v:textbox>
+                  <w:txbxContent>
+                    <w:p>
+                      <w:r>
+                        <w:t>4</w:t>
+                      </w:r>
+                      <w:r>
+                        <w:rPr>
+                          <w:noProof/>
+                        </w:rPr>
+                        <w:drawing>
+                          <wp:inline distT="0" distB="0" distL="0" distR="0" wp14:anchorId="1E55C6F1" wp14:editId="5BBDDECB">
+                            <wp:extent cx="53340" cy="3975"/>
+                            <wp:effectExtent l="0" t="0" r="0" b="0"/>
+                            <wp:docPr id="299626203" name="Grafik 1"/>
+                            <wp:cNvGraphicFramePr>
+                              <a:graphicFrameLocks xmlns:a="http://schemas.openxmlformats.org/drawingml/2006/main" noChangeAspect="1"/>
+                            </wp:cNvGraphicFramePr>
+                            <a:graphic xmlns:a="http://schemas.openxmlformats.org/drawingml/2006/main">
+                              <a:graphicData uri="http://schemas.openxmlformats.org/drawingml/2006/picture">
+                                <pic:pic xmlns:pic="http://schemas.openxmlformats.org/drawingml/2006/picture">
+                                  <pic:nvPicPr>
+                                    <pic:cNvPr id="1197729231" name=""/>
+                                    <pic:cNvPicPr/>
+                                  </pic:nvPicPr>
+                                  <pic:blipFill>
+                                    <a:blip r:embed="rId13"/>
+                                    <a:stretch>
+                                      <a:fillRect/>
+                                    </a:stretch>
+                                  </pic:blipFill>
+                                  <pic:spPr>
+                                    <a:xfrm>
+                                      <a:off x="0" y="0"/>
+                                      <a:ext cx="53340" cy="3975"/>
+                                    </a:xfrm>
+                                    <a:prstGeom prst="rect">
+                                      <a:avLst/>
+                                    </a:prstGeom>
+                                  </pic:spPr>
+                                </pic:pic>
+                              </a:graphicData>
+                            </a:graphic>
+                          </wp:inline>
+                        </w:drawing>
+                      </w:r>
+                      <w:r>
+                        <w:t>1</w:t>
+                      </w:r>
+                    </w:p>
+                    <w:p/>
+                    <w:p/>
+                  </w:txbxContent>
+                </v:textbox>
+                <w10:wrap anchorx="margin"/>
+              </v:shape>
+            </w:pict>
+          </mc:Fallback>
+        </mc:AlternateContent>
+      </w:r>
+    </w:p>
+    <w:p>
+      <w:pPr>
+        <w:rPr>
+          <w:b/>
+          <w:bCs/>
+          <w:u w:val="single"/>
+        </w:rPr>
+      </w:pPr>
+      <w:r>
+        <w:rPr>
+          <w:noProof/>
+        </w:rPr>
+        <w:drawing>
+          <wp:inline distT="0" distB="0" distL="0" distR="0" wp14:anchorId="70FC530D" wp14:editId="0086FE11">
+            <wp:extent cx="5760720" cy="429260"/>
+            <wp:effectExtent l="0" t="0" r="0" b="8890"/>
+            <wp:docPr id="1197729231" name="Grafik 1"/>
+            <wp:cNvGraphicFramePr>
+              <a:graphicFrameLocks xmlns:a="http://schemas.openxmlformats.org/drawingml/2006/main" noChangeAspect="1"/>
+            </wp:cNvGraphicFramePr>
+            <a:graphic xmlns:a="http://schemas.openxmlformats.org/drawingml/2006/main">
+              <a:graphicData uri="http://schemas.openxmlformats.org/drawingml/2006/picture">
+                <pic:pic xmlns:pic="http://schemas.openxmlformats.org/drawingml/2006/picture">
+                  <pic:nvPicPr>
+                    <pic:cNvPr id="1197729231" name=""/>
+                    <pic:cNvPicPr/>
+                  </pic:nvPicPr>
+                  <pic:blipFill>
+                    <a:blip r:embed="rId13"/>
+                    <a:stretch>
+                      <a:fillRect/>
+                    </a:stretch>
+                  </pic:blipFill>
+                  <pic:spPr>
+                    <a:xfrm>
+                      <a:off x="0" y="0"/>
+                      <a:ext cx="5760720" cy="429260"/>
+                    </a:xfrm>
+                    <a:prstGeom prst="rect">
+                      <a:avLst/>
+                    </a:prstGeom>
+                  </pic:spPr>
+                </pic:pic>
+              </a:graphicData>
+            </a:graphic>
+          </wp:inline>
+        </w:drawing>
+      </w:r>
+    </w:p>
+    <w:p>
+      <w:pPr>
+        <w:rPr>
+          <w:b/>
+          <w:bCs/>
+          <w:u w:val="single"/>
+        </w:rPr>
+      </w:pPr>
+    </w:p>
+    <w:p>
+      <w:pPr>
+        <w:rPr>
+          <w:b/>
+          <w:bCs/>
+          <w:u w:val="single"/>
+        </w:rPr>
+      </w:pPr>
+      <w:r>
+        <w:rPr>
+          <w:b/>
+          <w:bCs/>
+          <w:u w:val="single"/>
+        </w:rPr>
+        <w:t>Steuerung</w:t>
+      </w:r>
+      <w:r>
+        <w:rPr>
+          <w:b/>
+          <w:bCs/>
+          <w:u w:val="single"/>
+        </w:rPr>
+        <w:t xml:space="preserve"> des Gerätes</w:t>
+      </w:r>
+      <w:r>
+        <w:rPr>
+          <w:b/>
+          <w:bCs/>
+          <w:u w:val="single"/>
+        </w:rPr>
+        <w:t>:</w:t>
       </w:r>
     </w:p>
     <w:p>
@@ -4880,6 +6480,371 @@
         <w:t xml:space="preserve">Der Ladevorgang wird gestoppt, alle Zellen getrennt und das Gerät in den Standby-Modus geschaltet. </w:t>
       </w:r>
     </w:p>
+    <w:p>
+      <w:pPr>
+        <w:rPr>
+          <w:b/>
+          <w:bCs/>
+          <w:u w:val="single"/>
+        </w:rPr>
+      </w:pPr>
+      <w:r>
+        <w:rPr>
+          <w:b/>
+          <w:bCs/>
+          <w:u w:val="single"/>
+        </w:rPr>
+        <w:lastRenderedPageBreak/>
+        <w:t>Schnittstellen auf der Platine:</w:t>
+      </w:r>
+    </w:p>
+    <w:p>
+      <w:pPr>
+        <w:pStyle w:val="Listenabsatz"/>
+        <w:numPr>
+          <w:ilvl w:val="0"/>
+          <w:numId w:val="8"/>
+        </w:numPr>
+        <w:rPr>
+          <w:b/>
+          <w:bCs/>
+          <w:u w:val="single"/>
+        </w:rPr>
+      </w:pPr>
+      <w:r>
+        <w:t>Die Platine enthalt Terminals, die Zugang zu allen relevanten Signalen bieten</w:t>
+      </w:r>
+    </w:p>
+    <w:p>
+      <w:pPr>
+        <w:pStyle w:val="Listenabsatz"/>
+        <w:numPr>
+          <w:ilvl w:val="1"/>
+          <w:numId w:val="8"/>
+        </w:numPr>
+        <w:rPr>
+          <w:b/>
+          <w:bCs/>
+          <w:u w:val="single"/>
+        </w:rPr>
+      </w:pPr>
+      <w:r>
+        <w:t xml:space="preserve">Spannungsversorgungen (12V, </w:t>
+      </w:r>
+      <w:r>
+        <w:rPr>
+          <w:lang w:val="en-GB"/>
+        </w:rPr>
+        <w:t>±</w:t>
+      </w:r>
+      <w:r>
+        <w:t>5V, 3,3V)</w:t>
+      </w:r>
+    </w:p>
+    <w:p>
+      <w:pPr>
+        <w:pStyle w:val="Listenabsatz"/>
+        <w:numPr>
+          <w:ilvl w:val="1"/>
+          <w:numId w:val="8"/>
+        </w:numPr>
+        <w:rPr>
+          <w:b/>
+          <w:bCs/>
+          <w:u w:val="single"/>
+          <w:lang w:val="en-GB"/>
+        </w:rPr>
+      </w:pPr>
+      <w:r>
+        <w:rPr>
+          <w:lang w:val="en-GB"/>
+        </w:rPr>
+        <w:t>BUS-</w:t>
+      </w:r>
+      <w:proofErr w:type="spellStart"/>
+      <w:r>
+        <w:rPr>
+          <w:lang w:val="en-GB"/>
+        </w:rPr>
+        <w:t>Signale</w:t>
+      </w:r>
+      <w:proofErr w:type="spellEnd"/>
+      <w:r>
+        <w:rPr>
+          <w:lang w:val="en-GB"/>
+        </w:rPr>
+        <w:t xml:space="preserve"> (CAN-Bus, I2C-Busse)</w:t>
+      </w:r>
+    </w:p>
+    <w:p>
+      <w:pPr>
+        <w:pStyle w:val="Listenabsatz"/>
+        <w:numPr>
+          <w:ilvl w:val="1"/>
+          <w:numId w:val="8"/>
+        </w:numPr>
+        <w:rPr>
+          <w:b/>
+          <w:bCs/>
+          <w:u w:val="single"/>
+          <w:lang w:val="en-GB"/>
+        </w:rPr>
+      </w:pPr>
+      <w:proofErr w:type="spellStart"/>
+      <w:r>
+        <w:rPr>
+          <w:lang w:val="en-GB"/>
+        </w:rPr>
+        <w:t>Spannung</w:t>
+      </w:r>
+      <w:proofErr w:type="spellEnd"/>
+      <w:r>
+        <w:rPr>
+          <w:lang w:val="en-GB"/>
+        </w:rPr>
+        <w:t xml:space="preserve"> </w:t>
+      </w:r>
+      <w:proofErr w:type="spellStart"/>
+      <w:r>
+        <w:rPr>
+          <w:lang w:val="en-GB"/>
+        </w:rPr>
+        <w:t>über</w:t>
+      </w:r>
+      <w:proofErr w:type="spellEnd"/>
+      <w:r>
+        <w:rPr>
+          <w:lang w:val="en-GB"/>
+        </w:rPr>
+        <w:t xml:space="preserve"> Shunt</w:t>
+      </w:r>
+    </w:p>
+    <w:p>
+      <w:pPr>
+        <w:pStyle w:val="Listenabsatz"/>
+        <w:numPr>
+          <w:ilvl w:val="1"/>
+          <w:numId w:val="8"/>
+        </w:numPr>
+        <w:rPr>
+          <w:lang w:val="en-GB"/>
+        </w:rPr>
+      </w:pPr>
+      <w:proofErr w:type="spellStart"/>
+      <w:r>
+        <w:rPr>
+          <w:lang w:val="en-GB"/>
+        </w:rPr>
+        <w:t>Ladestrom</w:t>
+      </w:r>
+      <w:proofErr w:type="spellEnd"/>
+      <w:r>
+        <w:rPr>
+          <w:lang w:val="en-GB"/>
+        </w:rPr>
+        <w:t xml:space="preserve"> </w:t>
+      </w:r>
+      <w:proofErr w:type="spellStart"/>
+      <w:r>
+        <w:rPr>
+          <w:lang w:val="en-GB"/>
+        </w:rPr>
+        <w:t>als</w:t>
+      </w:r>
+      <w:proofErr w:type="spellEnd"/>
+      <w:r>
+        <w:rPr>
+          <w:lang w:val="en-GB"/>
+        </w:rPr>
+        <w:t xml:space="preserve"> </w:t>
+      </w:r>
+      <w:proofErr w:type="spellStart"/>
+      <w:r>
+        <w:rPr>
+          <w:lang w:val="en-GB"/>
+        </w:rPr>
+        <w:t>äquivalente</w:t>
+      </w:r>
+      <w:proofErr w:type="spellEnd"/>
+      <w:r>
+        <w:rPr>
+          <w:lang w:val="en-GB"/>
+        </w:rPr>
+        <w:t xml:space="preserve"> </w:t>
+      </w:r>
+      <w:proofErr w:type="spellStart"/>
+      <w:r>
+        <w:rPr>
+          <w:lang w:val="en-GB"/>
+        </w:rPr>
+        <w:t>Spannung</w:t>
+      </w:r>
+      <w:proofErr w:type="spellEnd"/>
+      <w:r>
+        <w:rPr>
+          <w:lang w:val="en-GB"/>
+        </w:rPr>
+        <w:t xml:space="preserve"> (1V </w:t>
+      </w:r>
+      <w:r>
+        <w:rPr>
+          <w:rFonts w:ascii="Cambria Math" w:hAnsi="Cambria Math" w:cs="Cambria Math"/>
+          <w:lang w:val="en-GB"/>
+        </w:rPr>
+        <w:t>≙</w:t>
+      </w:r>
+      <w:r>
+        <w:rPr>
+          <w:lang w:val="en-GB"/>
+        </w:rPr>
+        <w:t xml:space="preserve"> 1A)</w:t>
+      </w:r>
+    </w:p>
+    <w:p>
+      <w:pPr>
+        <w:pStyle w:val="Listenabsatz"/>
+        <w:numPr>
+          <w:ilvl w:val="1"/>
+          <w:numId w:val="8"/>
+        </w:numPr>
+        <w:rPr>
+          <w:lang w:val="en-GB"/>
+        </w:rPr>
+      </w:pPr>
+      <w:r>
+        <w:rPr>
+          <w:lang w:val="en-GB"/>
+        </w:rPr>
+        <w:t>…</w:t>
+      </w:r>
+    </w:p>
+    <w:p>
+      <w:pPr>
+        <w:pStyle w:val="Listenabsatz"/>
+        <w:ind w:left="1440"/>
+        <w:rPr>
+          <w:lang w:val="en-GB"/>
+        </w:rPr>
+      </w:pPr>
+    </w:p>
+    <w:p>
+      <w:pPr>
+        <w:rPr>
+          <w:b/>
+          <w:bCs/>
+          <w:u w:val="single"/>
+          <w:lang w:val="en-GB"/>
+        </w:rPr>
+      </w:pPr>
+      <w:proofErr w:type="spellStart"/>
+      <w:r>
+        <w:rPr>
+          <w:b/>
+          <w:bCs/>
+          <w:u w:val="single"/>
+          <w:lang w:val="en-GB"/>
+        </w:rPr>
+        <w:t>Gesamter</w:t>
+      </w:r>
+      <w:proofErr w:type="spellEnd"/>
+      <w:r>
+        <w:rPr>
+          <w:b/>
+          <w:bCs/>
+          <w:u w:val="single"/>
+          <w:lang w:val="en-GB"/>
+        </w:rPr>
+        <w:t xml:space="preserve"> </w:t>
+      </w:r>
+      <w:proofErr w:type="spellStart"/>
+      <w:r>
+        <w:rPr>
+          <w:b/>
+          <w:bCs/>
+          <w:u w:val="single"/>
+          <w:lang w:val="en-GB"/>
+        </w:rPr>
+        <w:t>Versuchsaufbau</w:t>
+      </w:r>
+      <w:proofErr w:type="spellEnd"/>
+      <w:r>
+        <w:rPr>
+          <w:b/>
+          <w:bCs/>
+          <w:u w:val="single"/>
+          <w:lang w:val="en-GB"/>
+        </w:rPr>
+        <w:t>:</w:t>
+      </w:r>
+    </w:p>
+    <w:p>
+      <w:pPr>
+        <w:rPr>
+          <w:lang w:val="en-GB"/>
+        </w:rPr>
+      </w:pPr>
+      <w:r>
+        <w:rPr>
+          <w:noProof/>
+          <w:lang w:val="en-GB"/>
+        </w:rPr>
+        <w:drawing>
+          <wp:anchor distT="0" distB="0" distL="114300" distR="114300" simplePos="0" relativeHeight="251739136" behindDoc="0" locked="0" layoutInCell="1" allowOverlap="1" wp14:anchorId="6415EB1E" wp14:editId="1092EDC8">
+            <wp:simplePos x="0" y="0"/>
+            <wp:positionH relativeFrom="margin">
+              <wp:posOffset>-576692</wp:posOffset>
+            </wp:positionH>
+            <wp:positionV relativeFrom="paragraph">
+              <wp:posOffset>316854</wp:posOffset>
+            </wp:positionV>
+            <wp:extent cx="6831106" cy="3842498"/>
+            <wp:effectExtent l="0" t="0" r="8255" b="5715"/>
+            <wp:wrapNone/>
+            <wp:docPr id="249107172" name="Grafik 16"/>
+            <wp:cNvGraphicFramePr>
+              <a:graphicFrameLocks xmlns:a="http://schemas.openxmlformats.org/drawingml/2006/main" noChangeAspect="1"/>
+            </wp:cNvGraphicFramePr>
+            <a:graphic xmlns:a="http://schemas.openxmlformats.org/drawingml/2006/main">
+              <a:graphicData uri="http://schemas.openxmlformats.org/drawingml/2006/picture">
+                <pic:pic xmlns:pic="http://schemas.openxmlformats.org/drawingml/2006/picture">
+                  <pic:nvPicPr>
+                    <pic:cNvPr id="249107172" name="Grafik 249107172"/>
+                    <pic:cNvPicPr/>
+                  </pic:nvPicPr>
+                  <pic:blipFill>
+                    <a:blip r:embed="rId27">
+                      <a:extLst>
+                        <a:ext uri="{28A0092B-C50C-407E-A947-70E740481C1C}">
+                          <a14:useLocalDpi xmlns:a14="http://schemas.microsoft.com/office/drawing/2010/main" val="0"/>
+                        </a:ext>
+                      </a:extLst>
+                    </a:blip>
+                    <a:stretch>
+                      <a:fillRect/>
+                    </a:stretch>
+                  </pic:blipFill>
+                  <pic:spPr>
+                    <a:xfrm>
+                      <a:off x="0" y="0"/>
+                      <a:ext cx="6831106" cy="3842498"/>
+                    </a:xfrm>
+                    <a:prstGeom prst="rect">
+                      <a:avLst/>
+                    </a:prstGeom>
+                  </pic:spPr>
+                </pic:pic>
+              </a:graphicData>
+            </a:graphic>
+            <wp14:sizeRelH relativeFrom="margin">
+              <wp14:pctWidth>0</wp14:pctWidth>
+            </wp14:sizeRelH>
+            <wp14:sizeRelV relativeFrom="margin">
+              <wp14:pctHeight>0</wp14:pctHeight>
+            </wp14:sizeRelV>
+          </wp:anchor>
+        </w:drawing>
+      </w:r>
+    </w:p>
     <w:sectPr>
       <w:pgSz w:w="11906" w:h="16838"/>
       <w:pgMar w:top="1417" w:right="1417" w:bottom="1134" w:left="1417" w:header="708" w:footer="708" w:gutter="0"/>
@@ -4893,6 +6858,119 @@
 <file path=word/numbering.xml><?xml version="1.0" encoding="utf-8"?>
 <w:numbering xmlns:wpc="http://schemas.microsoft.com/office/word/2010/wordprocessingCanvas" xmlns:cx="http://schemas.microsoft.com/office/drawing/2014/chartex" xmlns:cx1="http://schemas.microsoft.com/office/drawing/2015/9/8/chartex" xmlns:cx2="http://schemas.microsoft.com/office/drawing/2015/10/21/chartex" xmlns:cx3="http://schemas.microsoft.com/office/drawing/2016/5/9/chartex" xmlns:cx4="http://schemas.microsoft.com/office/drawing/2016/5/10/chartex" xmlns:cx5="http://schemas.microsoft.com/office/drawing/2016/5/11/chartex" xmlns:cx6="http://schemas.microsoft.com/office/drawing/2016/5/12/chartex" xmlns:cx7="http://schemas.microsoft.com/office/drawing/2016/5/13/chartex" xmlns:cx8="http://schemas.microsoft.com/office/drawing/2016/5/14/chartex" xmlns:mc="http://schemas.openxmlformats.org/markup-compatibility/2006" xmlns:aink="http://schemas.microsoft.com/office/drawing/2016/ink" xmlns:am3d="http://schemas.microsoft.com/office/drawing/2017/model3d" xmlns:o="urn:schemas-microsoft-com:office:office" xmlns:oel="http://schemas.microsoft.com/office/2019/extlst" xmlns:r="http://schemas.openxmlformats.org/officeDocument/2006/relationships" xmlns:m="http://schemas.openxmlformats.org/officeDocument/2006/math" xmlns:v="urn:schemas-microsoft-com:vml" xmlns:wp14="http://schemas.microsoft.com/office/word/2010/wordprocessingDrawing" xmlns:wp="http://schemas.openxmlformats.org/drawingml/2006/wordprocessingDrawing" xmlns:w10="urn:schemas-microsoft-com:office:word" xmlns:w="http://schemas.openxmlformats.org/wordprocessingml/2006/main" xmlns:w14="http://schemas.microsoft.com/office/word/2010/wordml" xmlns:w15="http://schemas.microsoft.com/office/word/2012/wordml" xmlns:w16cex="http://schemas.microsoft.com/office/word/2018/wordml/cex" xmlns:w16cid="http://schemas.microsoft.com/office/word/2016/wordml/cid" xmlns:w16="http://schemas.microsoft.com/office/word/2018/wordml" xmlns:w16du="http://schemas.microsoft.com/office/word/2023/wordml/word16du" xmlns:w16sdtdh="http://schemas.microsoft.com/office/word/2020/wordml/sdtdatahash" xmlns:w16se="http://schemas.microsoft.com/office/word/2015/wordml/symex" xmlns:wpg="http://schemas.microsoft.com/office/word/2010/wordprocessingGroup" xmlns:wpi="http://schemas.microsoft.com/office/word/2010/wordprocessingInk" xmlns:wne="http://schemas.microsoft.com/office/word/2006/wordml" xmlns:wps="http://schemas.microsoft.com/office/word/2010/wordprocessingShape" mc:Ignorable="w14 w15 w16se w16cid w16 w16cex w16sdtdh w16du wp14">
   <w:abstractNum w:abstractNumId="0" w15:restartNumberingAfterBreak="0">
+    <w:nsid w:val="0D122A80"/>
+    <w:multiLevelType w:val="hybridMultilevel"/>
+    <w:tmpl w:val="4A785762"/>
+    <w:lvl w:ilvl="0" w:tplc="04070001">
+      <w:start w:val="1"/>
+      <w:numFmt w:val="bullet"/>
+      <w:lvlText w:val=""/>
+      <w:lvlJc w:val="left"/>
+      <w:pPr>
+        <w:ind w:left="720" w:hanging="360"/>
+      </w:pPr>
+      <w:rPr>
+        <w:rFonts w:ascii="Symbol" w:hAnsi="Symbol" w:hint="default"/>
+      </w:rPr>
+    </w:lvl>
+    <w:lvl w:ilvl="1" w:tplc="04070003">
+      <w:start w:val="1"/>
+      <w:numFmt w:val="bullet"/>
+      <w:lvlText w:val="o"/>
+      <w:lvlJc w:val="left"/>
+      <w:pPr>
+        <w:ind w:left="1440" w:hanging="360"/>
+      </w:pPr>
+      <w:rPr>
+        <w:rFonts w:ascii="Courier New" w:hAnsi="Courier New" w:cs="Courier New" w:hint="default"/>
+      </w:rPr>
+    </w:lvl>
+    <w:lvl w:ilvl="2" w:tplc="04070005" w:tentative="1">
+      <w:start w:val="1"/>
+      <w:numFmt w:val="bullet"/>
+      <w:lvlText w:val=""/>
+      <w:lvlJc w:val="left"/>
+      <w:pPr>
+        <w:ind w:left="2160" w:hanging="360"/>
+      </w:pPr>
+      <w:rPr>
+        <w:rFonts w:ascii="Wingdings" w:hAnsi="Wingdings" w:hint="default"/>
+      </w:rPr>
+    </w:lvl>
+    <w:lvl w:ilvl="3" w:tplc="04070001" w:tentative="1">
+      <w:start w:val="1"/>
+      <w:numFmt w:val="bullet"/>
+      <w:lvlText w:val=""/>
+      <w:lvlJc w:val="left"/>
+      <w:pPr>
+        <w:ind w:left="2880" w:hanging="360"/>
+      </w:pPr>
+      <w:rPr>
+        <w:rFonts w:ascii="Symbol" w:hAnsi="Symbol" w:hint="default"/>
+      </w:rPr>
+    </w:lvl>
+    <w:lvl w:ilvl="4" w:tplc="04070003" w:tentative="1">
+      <w:start w:val="1"/>
+      <w:numFmt w:val="bullet"/>
+      <w:lvlText w:val="o"/>
+      <w:lvlJc w:val="left"/>
+      <w:pPr>
+        <w:ind w:left="3600" w:hanging="360"/>
+      </w:pPr>
+      <w:rPr>
+        <w:rFonts w:ascii="Courier New" w:hAnsi="Courier New" w:cs="Courier New" w:hint="default"/>
+      </w:rPr>
+    </w:lvl>
+    <w:lvl w:ilvl="5" w:tplc="04070005" w:tentative="1">
+      <w:start w:val="1"/>
+      <w:numFmt w:val="bullet"/>
+      <w:lvlText w:val=""/>
+      <w:lvlJc w:val="left"/>
+      <w:pPr>
+        <w:ind w:left="4320" w:hanging="360"/>
+      </w:pPr>
+      <w:rPr>
+        <w:rFonts w:ascii="Wingdings" w:hAnsi="Wingdings" w:hint="default"/>
+      </w:rPr>
+    </w:lvl>
+    <w:lvl w:ilvl="6" w:tplc="04070001" w:tentative="1">
+      <w:start w:val="1"/>
+      <w:numFmt w:val="bullet"/>
+      <w:lvlText w:val=""/>
+      <w:lvlJc w:val="left"/>
+      <w:pPr>
+        <w:ind w:left="5040" w:hanging="360"/>
+      </w:pPr>
+      <w:rPr>
+        <w:rFonts w:ascii="Symbol" w:hAnsi="Symbol" w:hint="default"/>
+      </w:rPr>
+    </w:lvl>
+    <w:lvl w:ilvl="7" w:tplc="04070003" w:tentative="1">
+      <w:start w:val="1"/>
+      <w:numFmt w:val="bullet"/>
+      <w:lvlText w:val="o"/>
+      <w:lvlJc w:val="left"/>
+      <w:pPr>
+        <w:ind w:left="5760" w:hanging="360"/>
+      </w:pPr>
+      <w:rPr>
+        <w:rFonts w:ascii="Courier New" w:hAnsi="Courier New" w:cs="Courier New" w:hint="default"/>
+      </w:rPr>
+    </w:lvl>
+    <w:lvl w:ilvl="8" w:tplc="04070005" w:tentative="1">
+      <w:start w:val="1"/>
+      <w:numFmt w:val="bullet"/>
+      <w:lvlText w:val=""/>
+      <w:lvlJc w:val="left"/>
+      <w:pPr>
+        <w:ind w:left="6480" w:hanging="360"/>
+      </w:pPr>
+      <w:rPr>
+        <w:rFonts w:ascii="Wingdings" w:hAnsi="Wingdings" w:hint="default"/>
+      </w:rPr>
+    </w:lvl>
+  </w:abstractNum>
+  <w:abstractNum w:abstractNumId="1" w15:restartNumberingAfterBreak="0">
     <w:nsid w:val="2C086925"/>
     <w:multiLevelType w:val="hybridMultilevel"/>
     <w:tmpl w:val="D61C9D30"/>
@@ -5004,7 +7082,7 @@
       </w:rPr>
     </w:lvl>
   </w:abstractNum>
-  <w:abstractNum w:abstractNumId="1" w15:restartNumberingAfterBreak="0">
+  <w:abstractNum w:abstractNumId="2" w15:restartNumberingAfterBreak="0">
     <w:nsid w:val="38C63B0E"/>
     <w:multiLevelType w:val="hybridMultilevel"/>
     <w:tmpl w:val="8ADA30B2"/>
@@ -5090,7 +7168,120 @@
       </w:pPr>
     </w:lvl>
   </w:abstractNum>
-  <w:abstractNum w:abstractNumId="2" w15:restartNumberingAfterBreak="0">
+  <w:abstractNum w:abstractNumId="3" w15:restartNumberingAfterBreak="0">
+    <w:nsid w:val="393E4904"/>
+    <w:multiLevelType w:val="hybridMultilevel"/>
+    <w:tmpl w:val="E5C8A688"/>
+    <w:lvl w:ilvl="0" w:tplc="04070001">
+      <w:start w:val="1"/>
+      <w:numFmt w:val="bullet"/>
+      <w:lvlText w:val=""/>
+      <w:lvlJc w:val="left"/>
+      <w:pPr>
+        <w:ind w:left="1068" w:hanging="360"/>
+      </w:pPr>
+      <w:rPr>
+        <w:rFonts w:ascii="Symbol" w:hAnsi="Symbol" w:hint="default"/>
+      </w:rPr>
+    </w:lvl>
+    <w:lvl w:ilvl="1" w:tplc="04070003" w:tentative="1">
+      <w:start w:val="1"/>
+      <w:numFmt w:val="bullet"/>
+      <w:lvlText w:val="o"/>
+      <w:lvlJc w:val="left"/>
+      <w:pPr>
+        <w:ind w:left="1788" w:hanging="360"/>
+      </w:pPr>
+      <w:rPr>
+        <w:rFonts w:ascii="Courier New" w:hAnsi="Courier New" w:cs="Courier New" w:hint="default"/>
+      </w:rPr>
+    </w:lvl>
+    <w:lvl w:ilvl="2" w:tplc="04070005" w:tentative="1">
+      <w:start w:val="1"/>
+      <w:numFmt w:val="bullet"/>
+      <w:lvlText w:val=""/>
+      <w:lvlJc w:val="left"/>
+      <w:pPr>
+        <w:ind w:left="2508" w:hanging="360"/>
+      </w:pPr>
+      <w:rPr>
+        <w:rFonts w:ascii="Wingdings" w:hAnsi="Wingdings" w:hint="default"/>
+      </w:rPr>
+    </w:lvl>
+    <w:lvl w:ilvl="3" w:tplc="04070001" w:tentative="1">
+      <w:start w:val="1"/>
+      <w:numFmt w:val="bullet"/>
+      <w:lvlText w:val=""/>
+      <w:lvlJc w:val="left"/>
+      <w:pPr>
+        <w:ind w:left="3228" w:hanging="360"/>
+      </w:pPr>
+      <w:rPr>
+        <w:rFonts w:ascii="Symbol" w:hAnsi="Symbol" w:hint="default"/>
+      </w:rPr>
+    </w:lvl>
+    <w:lvl w:ilvl="4" w:tplc="04070003" w:tentative="1">
+      <w:start w:val="1"/>
+      <w:numFmt w:val="bullet"/>
+      <w:lvlText w:val="o"/>
+      <w:lvlJc w:val="left"/>
+      <w:pPr>
+        <w:ind w:left="3948" w:hanging="360"/>
+      </w:pPr>
+      <w:rPr>
+        <w:rFonts w:ascii="Courier New" w:hAnsi="Courier New" w:cs="Courier New" w:hint="default"/>
+      </w:rPr>
+    </w:lvl>
+    <w:lvl w:ilvl="5" w:tplc="04070005" w:tentative="1">
+      <w:start w:val="1"/>
+      <w:numFmt w:val="bullet"/>
+      <w:lvlText w:val=""/>
+      <w:lvlJc w:val="left"/>
+      <w:pPr>
+        <w:ind w:left="4668" w:hanging="360"/>
+      </w:pPr>
+      <w:rPr>
+        <w:rFonts w:ascii="Wingdings" w:hAnsi="Wingdings" w:hint="default"/>
+      </w:rPr>
+    </w:lvl>
+    <w:lvl w:ilvl="6" w:tplc="04070001" w:tentative="1">
+      <w:start w:val="1"/>
+      <w:numFmt w:val="bullet"/>
+      <w:lvlText w:val=""/>
+      <w:lvlJc w:val="left"/>
+      <w:pPr>
+        <w:ind w:left="5388" w:hanging="360"/>
+      </w:pPr>
+      <w:rPr>
+        <w:rFonts w:ascii="Symbol" w:hAnsi="Symbol" w:hint="default"/>
+      </w:rPr>
+    </w:lvl>
+    <w:lvl w:ilvl="7" w:tplc="04070003" w:tentative="1">
+      <w:start w:val="1"/>
+      <w:numFmt w:val="bullet"/>
+      <w:lvlText w:val="o"/>
+      <w:lvlJc w:val="left"/>
+      <w:pPr>
+        <w:ind w:left="6108" w:hanging="360"/>
+      </w:pPr>
+      <w:rPr>
+        <w:rFonts w:ascii="Courier New" w:hAnsi="Courier New" w:cs="Courier New" w:hint="default"/>
+      </w:rPr>
+    </w:lvl>
+    <w:lvl w:ilvl="8" w:tplc="04070005" w:tentative="1">
+      <w:start w:val="1"/>
+      <w:numFmt w:val="bullet"/>
+      <w:lvlText w:val=""/>
+      <w:lvlJc w:val="left"/>
+      <w:pPr>
+        <w:ind w:left="6828" w:hanging="360"/>
+      </w:pPr>
+      <w:rPr>
+        <w:rFonts w:ascii="Wingdings" w:hAnsi="Wingdings" w:hint="default"/>
+      </w:rPr>
+    </w:lvl>
+  </w:abstractNum>
+  <w:abstractNum w:abstractNumId="4" w15:restartNumberingAfterBreak="0">
     <w:nsid w:val="399845E1"/>
     <w:multiLevelType w:val="hybridMultilevel"/>
     <w:tmpl w:val="23FE2080"/>
@@ -5203,7 +7394,7 @@
       </w:rPr>
     </w:lvl>
   </w:abstractNum>
-  <w:abstractNum w:abstractNumId="3" w15:restartNumberingAfterBreak="0">
+  <w:abstractNum w:abstractNumId="5" w15:restartNumberingAfterBreak="0">
     <w:nsid w:val="3B893AA7"/>
     <w:multiLevelType w:val="hybridMultilevel"/>
     <w:tmpl w:val="03342FC8"/>
@@ -5315,7 +7506,7 @@
       </w:rPr>
     </w:lvl>
   </w:abstractNum>
-  <w:abstractNum w:abstractNumId="4" w15:restartNumberingAfterBreak="0">
+  <w:abstractNum w:abstractNumId="6" w15:restartNumberingAfterBreak="0">
     <w:nsid w:val="4191119A"/>
     <w:multiLevelType w:val="hybridMultilevel"/>
     <w:tmpl w:val="9FA61FF8"/>
@@ -5427,10 +7618,10 @@
       </w:rPr>
     </w:lvl>
   </w:abstractNum>
-  <w:abstractNum w:abstractNumId="5" w15:restartNumberingAfterBreak="0">
+  <w:abstractNum w:abstractNumId="7" w15:restartNumberingAfterBreak="0">
     <w:nsid w:val="5E3018B4"/>
     <w:multiLevelType w:val="hybridMultilevel"/>
-    <w:tmpl w:val="62105BB6"/>
+    <w:tmpl w:val="BDA4AE10"/>
     <w:lvl w:ilvl="0" w:tplc="0407000F">
       <w:start w:val="1"/>
       <w:numFmt w:val="decimal"/>
@@ -5541,22 +7732,28 @@
     </w:lvl>
   </w:abstractNum>
   <w:num w:numId="1" w16cid:durableId="1538397567">
+    <w:abstractNumId w:val="7"/>
+  </w:num>
+  <w:num w:numId="2" w16cid:durableId="1280799669">
+    <w:abstractNumId w:val="2"/>
+  </w:num>
+  <w:num w:numId="3" w16cid:durableId="546143148">
+    <w:abstractNumId w:val="4"/>
+  </w:num>
+  <w:num w:numId="4" w16cid:durableId="1755348735">
+    <w:abstractNumId w:val="1"/>
+  </w:num>
+  <w:num w:numId="5" w16cid:durableId="906452664">
     <w:abstractNumId w:val="5"/>
   </w:num>
-  <w:num w:numId="2" w16cid:durableId="1280799669">
-    <w:abstractNumId w:val="1"/>
+  <w:num w:numId="6" w16cid:durableId="1043823757">
+    <w:abstractNumId w:val="6"/>
   </w:num>
-  <w:num w:numId="3" w16cid:durableId="546143148">
-    <w:abstractNumId w:val="2"/>
-  </w:num>
-  <w:num w:numId="4" w16cid:durableId="1755348735">
-    <w:abstractNumId w:val="0"/>
-  </w:num>
-  <w:num w:numId="5" w16cid:durableId="906452664">
+  <w:num w:numId="7" w16cid:durableId="506755731">
     <w:abstractNumId w:val="3"/>
   </w:num>
-  <w:num w:numId="6" w16cid:durableId="1043823757">
-    <w:abstractNumId w:val="4"/>
+  <w:num w:numId="8" w16cid:durableId="983923830">
+    <w:abstractNumId w:val="0"/>
   </w:num>
 </w:numbering>
 </file>
@@ -6164,6 +8361,7 @@
   <w:style w:type="character" w:default="1" w:styleId="Absatz-Standardschriftart">
     <w:name w:val="Default Paragraph Font"/>
     <w:uiPriority w:val="1"/>
+    <w:semiHidden/>
     <w:unhideWhenUsed/>
   </w:style>
   <w:style w:type="table" w:default="1" w:styleId="NormaleTabelle">
@@ -6499,6 +8697,151 @@
 </w:styles>
 </file>
 
+<file path=word/ink/ink1.xml><?xml version="1.0" encoding="utf-8"?>
+<inkml:ink xmlns:inkml="http://www.w3.org/2003/InkML">
+  <inkml:definitions>
+    <inkml:context xml:id="ctx0">
+      <inkml:inkSource xml:id="inkSrc0">
+        <inkml:traceFormat>
+          <inkml:channel name="X" type="integer" min="-2.14748E9" max="2.14748E9" units="cm"/>
+          <inkml:channel name="Y" type="integer" min="-2.14748E9" max="2.14748E9" units="cm"/>
+        </inkml:traceFormat>
+        <inkml:channelProperties>
+          <inkml:channelProperty channel="X" name="resolution" value="1000" units="1/cm"/>
+          <inkml:channelProperty channel="Y" name="resolution" value="1000" units="1/cm"/>
+        </inkml:channelProperties>
+      </inkml:inkSource>
+      <inkml:timestamp xml:id="ts0" timeString="2026-09-17T06:10:03.983"/>
+    </inkml:context>
+    <inkml:brush xml:id="br0">
+      <inkml:brushProperty name="width" value="0.3" units="cm"/>
+      <inkml:brushProperty name="height" value="0.6" units="cm"/>
+      <inkml:brushProperty name="color" value="#FFFC00"/>
+      <inkml:brushProperty name="tip" value="rectangle"/>
+      <inkml:brushProperty name="rasterOp" value="maskPen"/>
+      <inkml:brushProperty name="ignorePressure" value="1"/>
+    </inkml:brush>
+  </inkml:definitions>
+  <inkml:trace contextRef="#ctx0" brushRef="#br0">0 40,'613'0,"-475"-10,3 0,-85 10,-4 2,1-3,69-11,-81 7,1 2,58 3,-51 1,-33-1</inkml:trace>
+</inkml:ink>
+</file>
+
+<file path=word/ink/ink2.xml><?xml version="1.0" encoding="utf-8"?>
+<inkml:ink xmlns:inkml="http://www.w3.org/2003/InkML">
+  <inkml:definitions>
+    <inkml:context xml:id="ctx0">
+      <inkml:inkSource xml:id="inkSrc0">
+        <inkml:traceFormat>
+          <inkml:channel name="X" type="integer" min="-2.14748E9" max="2.14748E9" units="cm"/>
+          <inkml:channel name="Y" type="integer" min="-2.14748E9" max="2.14748E9" units="cm"/>
+        </inkml:traceFormat>
+        <inkml:channelProperties>
+          <inkml:channelProperty channel="X" name="resolution" value="1000" units="1/cm"/>
+          <inkml:channelProperty channel="Y" name="resolution" value="1000" units="1/cm"/>
+        </inkml:channelProperties>
+      </inkml:inkSource>
+      <inkml:timestamp xml:id="ts0" timeString="2026-09-17T06:10:01.688"/>
+    </inkml:context>
+    <inkml:brush xml:id="br0">
+      <inkml:brushProperty name="width" value="0.3" units="cm"/>
+      <inkml:brushProperty name="height" value="0.6" units="cm"/>
+      <inkml:brushProperty name="color" value="#FFFC00"/>
+      <inkml:brushProperty name="tip" value="rectangle"/>
+      <inkml:brushProperty name="rasterOp" value="maskPen"/>
+      <inkml:brushProperty name="ignorePressure" value="1"/>
+    </inkml:brush>
+  </inkml:definitions>
+  <inkml:trace contextRef="#ctx0" brushRef="#br0">1 29,'122'-1,"130"3,-64 16,55 2,356-21,-564 0,35-7,24-1,61 9,44-1,-101-8,63-2,-27 14,209-5,-277-8,6 0,-39 6,-21 0</inkml:trace>
+</inkml:ink>
+</file>
+
+<file path=word/ink/ink3.xml><?xml version="1.0" encoding="utf-8"?>
+<inkml:ink xmlns:inkml="http://www.w3.org/2003/InkML">
+  <inkml:definitions>
+    <inkml:context xml:id="ctx0">
+      <inkml:inkSource xml:id="inkSrc0">
+        <inkml:traceFormat>
+          <inkml:channel name="X" type="integer" min="-2.14748E9" max="2.14748E9" units="cm"/>
+          <inkml:channel name="Y" type="integer" min="-2.14748E9" max="2.14748E9" units="cm"/>
+        </inkml:traceFormat>
+        <inkml:channelProperties>
+          <inkml:channelProperty channel="X" name="resolution" value="1000" units="1/cm"/>
+          <inkml:channelProperty channel="Y" name="resolution" value="1000" units="1/cm"/>
+        </inkml:channelProperties>
+      </inkml:inkSource>
+      <inkml:timestamp xml:id="ts0" timeString="2026-09-17T06:14:28.695"/>
+    </inkml:context>
+    <inkml:brush xml:id="br0">
+      <inkml:brushProperty name="width" value="0.3" units="cm"/>
+      <inkml:brushProperty name="height" value="0.6" units="cm"/>
+      <inkml:brushProperty name="color" value="#FFFC00"/>
+      <inkml:brushProperty name="tip" value="rectangle"/>
+      <inkml:brushProperty name="rasterOp" value="maskPen"/>
+      <inkml:brushProperty name="ignorePressure" value="1"/>
+    </inkml:brush>
+  </inkml:definitions>
+  <inkml:trace contextRef="#ctx0" brushRef="#br0">1060 0,'-728'0,"698"1,-40 8,-16 1,66-10,11 0,-1 0,1 0,-1 2,-14 2,21-3,0 0,0 0,1 0,-1 1,0-1,1 1,0 0,-1-1,1 1,0 0,0 0,0 1,0-1,0 0,0 1,1-1,-1 1,1-1,-2 5,-1 2,1 1,0 0,0 1,1-1,0 0,1 1,0-1,1 1,0-1,1 0,0 1,0-1,1 1,1-1,0 0,0 0,1 0,0-1,0 1,9 11,-6-9,-1 0,-1 0,7 19,-10-22,1-1,0 1,1-1,0 0,0 0,1 0,0-1,0 0,12 13,-2-6,-10-9,0 0,1 0,-1 0,1-1,0 0,0 0,0 0,0-1,1 0,0 0,0 0,-1-1,1 0,1-1,-1 1,9-1,371 0,-177-3,-175 0,50-8,-32 2,-37 5,-4-1</inkml:trace>
+</inkml:ink>
+</file>
+
+<file path=word/ink/ink4.xml><?xml version="1.0" encoding="utf-8"?>
+<inkml:ink xmlns:inkml="http://www.w3.org/2003/InkML">
+  <inkml:definitions>
+    <inkml:context xml:id="ctx0">
+      <inkml:inkSource xml:id="inkSrc0">
+        <inkml:traceFormat>
+          <inkml:channel name="X" type="integer" min="-2.14748E9" max="2.14748E9" units="cm"/>
+          <inkml:channel name="Y" type="integer" min="-2.14748E9" max="2.14748E9" units="cm"/>
+        </inkml:traceFormat>
+        <inkml:channelProperties>
+          <inkml:channelProperty channel="X" name="resolution" value="1000" units="1/cm"/>
+          <inkml:channelProperty channel="Y" name="resolution" value="1000" units="1/cm"/>
+        </inkml:channelProperties>
+      </inkml:inkSource>
+      <inkml:timestamp xml:id="ts0" timeString="2026-09-17T06:14:11.893"/>
+    </inkml:context>
+    <inkml:brush xml:id="br0">
+      <inkml:brushProperty name="width" value="0.3" units="cm"/>
+      <inkml:brushProperty name="height" value="0.6" units="cm"/>
+      <inkml:brushProperty name="color" value="#FFFC00"/>
+      <inkml:brushProperty name="tip" value="rectangle"/>
+      <inkml:brushProperty name="rasterOp" value="maskPen"/>
+      <inkml:brushProperty name="ignorePressure" value="1"/>
+    </inkml:brush>
+  </inkml:definitions>
+  <inkml:trace contextRef="#ctx0" brushRef="#br0">0 23,'27'1,"0"1,0 2,49 13,-72-16,37 6,80 5,-33-5,-20-1,43 6,-61-6,-1-2,94-5,-52-1,-43 5,0 2,46 10,-93-15,0 1,0-1,-1 0,1 0,0 0,0 0,-1 0,1 0,0 0,0 0,0 0,-1 0,1 0,0 0,0 0,-1-1,1 1,0 0,-1-1,1 1,0 0,-1-1,1 1,0-1,-1 1,1-1,-1 1,1-1,-1 0,1 1,0-2,-1 0,1 0,-1 0,0 0,1 0,-1 0,0 0,0 0,0 0,-1 0,1 0,-2-4,0-3,-1 0,0 1,-1-1,-8-12,11 19,-1-1,0 1,0 0,-1 0,1 0,0 0,-1 0,1 0,-1 1,0-1,1 1,-1 0,0 0,0 0,0 0,0 0,0 1,0-1,0 1,0 0,-3 0,-9 1,1 0,0 1,-20 6,-17 1,-62-8,-4-1,55 10,-15-1,56-8,-11-1,0 1,0 1,0 2,-59 15,72-15,1 0,-1-1,0-2,0 1,-33-4,19 1,16 1</inkml:trace>
+</inkml:ink>
+</file>
+
+<file path=word/ink/ink5.xml><?xml version="1.0" encoding="utf-8"?>
+<inkml:ink xmlns:inkml="http://www.w3.org/2003/InkML">
+  <inkml:definitions>
+    <inkml:context xml:id="ctx0">
+      <inkml:inkSource xml:id="inkSrc0">
+        <inkml:traceFormat>
+          <inkml:channel name="X" type="integer" min="-2.14748E9" max="2.14748E9" units="cm"/>
+          <inkml:channel name="Y" type="integer" min="-2.14748E9" max="2.14748E9" units="cm"/>
+        </inkml:traceFormat>
+        <inkml:channelProperties>
+          <inkml:channelProperty channel="X" name="resolution" value="1000" units="1/cm"/>
+          <inkml:channelProperty channel="Y" name="resolution" value="1000" units="1/cm"/>
+        </inkml:channelProperties>
+      </inkml:inkSource>
+      <inkml:timestamp xml:id="ts0" timeString="2026-09-17T06:24:51.358"/>
+    </inkml:context>
+    <inkml:brush xml:id="br0">
+      <inkml:brushProperty name="width" value="0.3" units="cm"/>
+      <inkml:brushProperty name="height" value="0.6" units="cm"/>
+      <inkml:brushProperty name="color" value="#FFFC00"/>
+      <inkml:brushProperty name="tip" value="rectangle"/>
+      <inkml:brushProperty name="rasterOp" value="maskPen"/>
+      <inkml:brushProperty name="ignorePressure" value="1"/>
+    </inkml:brush>
+  </inkml:definitions>
+  <inkml:trace contextRef="#ctx0" brushRef="#br0">65 622,'109'-3,"0"-5,191-38,-272 42,1 0,0 2,0 2,44 3,-65-1,1 0,-1 0,1 1,-1 0,0 0,0 1,0 0,-1 1,10 6,-2 0,0 1,-1 1,16 17,-25-24,0 0,0 0,-1 0,1 1,-1 0,-1 0,0 0,0 0,4 12,-7-16,0-1,1 1,-1-1,0 1,0 0,0-1,-1 1,1-1,-1 1,1 0,-1-1,0 1,0-1,0 0,0 1,0-1,-1 0,1 1,-1-1,1 0,-1 0,0 0,0-1,0 1,0 0,0-1,0 1,0-1,-1 0,1 1,-4 0,-16 7,-1 0,0-2,0-1,-1 0,0-2,-32 2,-152-5,98-3,29 3,42 2,0-3,0-1,-71-11,105 10,0 1,1-1,-1 0,0 0,1 0,0 0,-1-1,1 0,0 0,1 0,-1 0,0-1,-4-5,3 2,0 0,1-1,-1 1,1-1,1 0,0 0,-3-9,0-10,1 1,2-1,-1-52,3 52,2 0,8-50,-6 62,1 1,0 0,1 0,1 0,0 0,15-22,-3 8,1 0,1 2,1 1,2 0,0 2,52-39,-48 45,2 2,0 1,1 1,0 1,56-12,-70 20,0 1,0 0,0 1,26 1,-36 1,1 1,0 0,-1 0,1 0,-1 1,0 0,1 0,-1 1,0 0,0 0,-1 0,1 1,9 7,102 104,-108-105,2 1,0 2,0 0,-1 0,-1 1,0 0,-1 0,0 1,5 17,-4-5,-2 0,-1 1,-1-1,-1 1,-1 54,-1 30,0-50,-3 0,-16 120,15-171,-1 1,0 0,-1-1,0 0,-1 0,0 0,-1-1,0 1,0-1,-1-1,-1 1,1-1,-11 8,9-7,-1-1,0 0,-13 7,19-13,-1 0,0-1,-1 0,1 0,0 0,-1-1,1 0,-1 0,1 0,-7 0,-11-1,-1-1,1-1,0-1,1-1,-41-12,17-1,-74-35,110 46,1 0,0 0,0-1,-8-8,8 7,0 0,0 1,-16-9,12 9,0-1,1-1,0 0,0-1,1 0,-14-16,5 1,-34-53,50 68,-1 0,2 0,-1 0,1-1,1 1,0-1,-1-18,-4-16,4 24,0-1,1-32,2 35</inkml:trace>
+</inkml:ink>
+</file>
+
 <file path=word/theme/theme1.xml><?xml version="1.0" encoding="utf-8"?>
 <a:theme xmlns:a="http://schemas.openxmlformats.org/drawingml/2006/main" name="Office">
   <a:themeElements>
@@ -6792,4 +9135,16 @@
     </a:ext>
   </a:extLst>
 </a:theme>
+</file>
+
+<file path=customXml/item1.xml><?xml version="1.0" encoding="utf-8"?>
+<b:Sources xmlns:b="http://schemas.openxmlformats.org/officeDocument/2006/bibliography" xmlns="http://schemas.openxmlformats.org/officeDocument/2006/bibliography" SelectedStyle="\APASixthEditionOfficeOnline.xsl" StyleName="APA" Version="6"/>
+</file>
+
+<file path=customXml/itemProps1.xml><?xml version="1.0" encoding="utf-8"?>
+<ds:datastoreItem xmlns:ds="http://schemas.openxmlformats.org/officeDocument/2006/customXml" ds:itemID="{0D7A3057-D30B-485D-8932-EDB48DB64452}">
+  <ds:schemaRefs>
+    <ds:schemaRef ds:uri="http://schemas.openxmlformats.org/officeDocument/2006/bibliography"/>
+  </ds:schemaRefs>
+</ds:datastoreItem>
 </file>
--- a/Dokumentation/Anleitung_Balancer.docx
+++ b/Dokumentation/Anleitung_Balancer.docx
@@ -21,7 +21,7 @@
           <w:szCs w:val="28"/>
           <w:u w:val="single"/>
         </w:rPr>
-        <w:t xml:space="preserve">Anleitung zum „Balance-Master 3000 </w:t>
+        <w:softHyphen/>
       </w:r>
       <w:r>
         <w:rPr>
@@ -31,7 +31,7 @@
           <w:szCs w:val="28"/>
           <w:u w:val="single"/>
         </w:rPr>
-        <w:t xml:space="preserve">Pro Max </w:t>
+        <w:softHyphen/>
       </w:r>
       <w:r>
         <w:rPr>
@@ -41,7 +41,7 @@
           <w:szCs w:val="28"/>
           <w:u w:val="single"/>
         </w:rPr>
-        <w:t>Ultra</w:t>
+        <w:t xml:space="preserve">Anleitung zum „Balance-Master 3000 </w:t>
       </w:r>
       <w:r>
         <w:rPr>
@@ -51,7 +51,7 @@
           <w:szCs w:val="28"/>
           <w:u w:val="single"/>
         </w:rPr>
-        <w:t xml:space="preserve"> 2.0</w:t>
+        <w:t xml:space="preserve">Pro Max </w:t>
       </w:r>
       <w:r>
         <w:rPr>
@@ -61,19 +61,28 @@
           <w:szCs w:val="28"/>
           <w:u w:val="single"/>
         </w:rPr>
-        <w:t>“</w:t>
-      </w:r>
-    </w:p>
-    <w:p>
-      <w:pPr>
-        <w:jc w:val="center"/>
+        <w:t>Ultra</w:t>
+      </w:r>
+      <w:r>
         <w:rPr>
           <w:b/>
           <w:bCs/>
           <w:sz w:val="28"/>
           <w:szCs w:val="28"/>
-        </w:rPr>
-      </w:pPr>
+          <w:u w:val="single"/>
+        </w:rPr>
+        <w:t xml:space="preserve"> 2.0</w:t>
+      </w:r>
+      <w:r>
+        <w:rPr>
+          <w:b/>
+          <w:bCs/>
+          <w:sz w:val="28"/>
+          <w:szCs w:val="28"/>
+          <w:u w:val="single"/>
+        </w:rPr>
+        <w:t>“</w:t>
+      </w:r>
     </w:p>
     <w:p>
       <w:pPr>
@@ -105,10 +114,18 @@
           <w:szCs w:val="28"/>
         </w:rPr>
         <w:drawing>
-          <wp:inline distT="0" distB="0" distL="0" distR="0" wp14:anchorId="01C4E062" wp14:editId="7EA54A74">
-            <wp:extent cx="5760720" cy="5174615"/>
-            <wp:effectExtent l="0" t="0" r="0" b="6985"/>
-            <wp:docPr id="1665424612" name="Grafik 15"/>
+          <wp:anchor distT="0" distB="0" distL="114300" distR="114300" simplePos="0" relativeHeight="251740160" behindDoc="0" locked="0" layoutInCell="1" allowOverlap="1" wp14:anchorId="68B558E2" wp14:editId="5EBA1F94">
+            <wp:simplePos x="0" y="0"/>
+            <wp:positionH relativeFrom="column">
+              <wp:posOffset>-338733</wp:posOffset>
+            </wp:positionH>
+            <wp:positionV relativeFrom="paragraph">
+              <wp:posOffset>350013</wp:posOffset>
+            </wp:positionV>
+            <wp:extent cx="6459563" cy="5824430"/>
+            <wp:effectExtent l="0" t="0" r="0" b="5080"/>
+            <wp:wrapNone/>
+            <wp:docPr id="1039171049" name="Grafik 1" descr="Ein Bild, das Elektronik, Schaltung, Text, Elektronisches Bauteil enthält.&#10;&#10;Automatisch generierte Beschreibung"/>
             <wp:cNvGraphicFramePr>
               <a:graphicFrameLocks xmlns:a="http://schemas.openxmlformats.org/drawingml/2006/main" noChangeAspect="1"/>
             </wp:cNvGraphicFramePr>
@@ -116,7 +133,7 @@
               <a:graphicData uri="http://schemas.openxmlformats.org/drawingml/2006/picture">
                 <pic:pic xmlns:pic="http://schemas.openxmlformats.org/drawingml/2006/picture">
                   <pic:nvPicPr>
-                    <pic:cNvPr id="1665424612" name="Grafik 1665424612"/>
+                    <pic:cNvPr id="1039171049" name="Grafik 1" descr="Ein Bild, das Elektronik, Schaltung, Text, Elektronisches Bauteil enthält.&#10;&#10;Automatisch generierte Beschreibung"/>
                     <pic:cNvPicPr/>
                   </pic:nvPicPr>
                   <pic:blipFill>
@@ -134,7 +151,7 @@
                   <pic:spPr>
                     <a:xfrm>
                       <a:off x="0" y="0"/>
-                      <a:ext cx="5760720" cy="5174615"/>
+                      <a:ext cx="6459563" cy="5824430"/>
                     </a:xfrm>
                     <a:prstGeom prst="rect">
                       <a:avLst/>
@@ -143,9 +160,20 @@
                 </pic:pic>
               </a:graphicData>
             </a:graphic>
-          </wp:inline>
+          </wp:anchor>
         </w:drawing>
       </w:r>
+    </w:p>
+    <w:p>
+      <w:pPr>
+        <w:jc w:val="center"/>
+        <w:rPr>
+          <w:b/>
+          <w:bCs/>
+          <w:sz w:val="28"/>
+          <w:szCs w:val="28"/>
+        </w:rPr>
+      </w:pPr>
     </w:p>
     <w:p>
       <w:pPr>
@@ -6789,18 +6817,18 @@
           <w:lang w:val="en-GB"/>
         </w:rPr>
         <w:drawing>
-          <wp:anchor distT="0" distB="0" distL="114300" distR="114300" simplePos="0" relativeHeight="251739136" behindDoc="0" locked="0" layoutInCell="1" allowOverlap="1" wp14:anchorId="6415EB1E" wp14:editId="1092EDC8">
+          <wp:anchor distT="0" distB="0" distL="114300" distR="114300" simplePos="0" relativeHeight="251741184" behindDoc="0" locked="0" layoutInCell="1" allowOverlap="1" wp14:anchorId="4A5E7913" wp14:editId="4732E05D">
             <wp:simplePos x="0" y="0"/>
             <wp:positionH relativeFrom="margin">
-              <wp:posOffset>-576692</wp:posOffset>
+              <wp:posOffset>-630427</wp:posOffset>
             </wp:positionH>
             <wp:positionV relativeFrom="paragraph">
-              <wp:posOffset>316854</wp:posOffset>
+              <wp:posOffset>178638</wp:posOffset>
             </wp:positionV>
-            <wp:extent cx="6831106" cy="3842498"/>
-            <wp:effectExtent l="0" t="0" r="8255" b="5715"/>
+            <wp:extent cx="7007839" cy="3941910"/>
+            <wp:effectExtent l="0" t="0" r="3175" b="1905"/>
             <wp:wrapNone/>
-            <wp:docPr id="249107172" name="Grafik 16"/>
+            <wp:docPr id="1383489528" name="Grafik 2" descr="Ein Bild, das Text, Elektronik, Schaltung, Elektrische Leitungen enthält.&#10;&#10;Automatisch generierte Beschreibung"/>
             <wp:cNvGraphicFramePr>
               <a:graphicFrameLocks xmlns:a="http://schemas.openxmlformats.org/drawingml/2006/main" noChangeAspect="1"/>
             </wp:cNvGraphicFramePr>
@@ -6808,7 +6836,7 @@
               <a:graphicData uri="http://schemas.openxmlformats.org/drawingml/2006/picture">
                 <pic:pic xmlns:pic="http://schemas.openxmlformats.org/drawingml/2006/picture">
                   <pic:nvPicPr>
-                    <pic:cNvPr id="249107172" name="Grafik 249107172"/>
+                    <pic:cNvPr id="1383489528" name="Grafik 2" descr="Ein Bild, das Text, Elektronik, Schaltung, Elektrische Leitungen enthält.&#10;&#10;Automatisch generierte Beschreibung"/>
                     <pic:cNvPicPr/>
                   </pic:nvPicPr>
                   <pic:blipFill>
@@ -6826,7 +6854,7 @@
                   <pic:spPr>
                     <a:xfrm>
                       <a:off x="0" y="0"/>
-                      <a:ext cx="6831106" cy="3842498"/>
+                      <a:ext cx="7007839" cy="3941910"/>
                     </a:xfrm>
                     <a:prstGeom prst="rect">
                       <a:avLst/>

--- a/Dokumentation/Anleitung_Balancer.docx
+++ b/Dokumentation/Anleitung_Balancer.docx
@@ -6782,9 +6782,8 @@
           <w:u w:val="single"/>
           <w:lang w:val="en-GB"/>
         </w:rPr>
-        <w:t xml:space="preserve"> </w:t>
-      </w:r>
-      <w:proofErr w:type="spellStart"/>
+        <w:t xml:space="preserve"> Versuchsaufbau</w:t>
+      </w:r>
       <w:r>
         <w:rPr>
           <w:b/>
@@ -6792,16 +6791,6 @@
           <w:u w:val="single"/>
           <w:lang w:val="en-GB"/>
         </w:rPr>
-        <w:t>Versuchsaufbau</w:t>
-      </w:r>
-      <w:proofErr w:type="spellEnd"/>
-      <w:r>
-        <w:rPr>
-          <w:b/>
-          <w:bCs/>
-          <w:u w:val="single"/>
-          <w:lang w:val="en-GB"/>
-        </w:rPr>
         <w:t>:</w:t>
       </w:r>
     </w:p>
@@ -6817,15 +6806,15 @@
           <w:lang w:val="en-GB"/>
         </w:rPr>
         <w:drawing>
-          <wp:anchor distT="0" distB="0" distL="114300" distR="114300" simplePos="0" relativeHeight="251741184" behindDoc="0" locked="0" layoutInCell="1" allowOverlap="1" wp14:anchorId="4A5E7913" wp14:editId="4732E05D">
+          <wp:anchor distT="0" distB="0" distL="114300" distR="114300" simplePos="0" relativeHeight="251741184" behindDoc="0" locked="0" layoutInCell="1" allowOverlap="1" wp14:anchorId="4A5E7913" wp14:editId="41495AB5">
             <wp:simplePos x="0" y="0"/>
             <wp:positionH relativeFrom="margin">
-              <wp:posOffset>-630427</wp:posOffset>
+              <wp:align>center</wp:align>
             </wp:positionH>
             <wp:positionV relativeFrom="paragraph">
-              <wp:posOffset>178638</wp:posOffset>
+              <wp:posOffset>113665</wp:posOffset>
             </wp:positionV>
-            <wp:extent cx="7007839" cy="3941910"/>
+            <wp:extent cx="7007225" cy="3941445"/>
             <wp:effectExtent l="0" t="0" r="3175" b="1905"/>
             <wp:wrapNone/>
             <wp:docPr id="1383489528" name="Grafik 2" descr="Ein Bild, das Text, Elektronik, Schaltung, Elektrische Leitungen enthält.&#10;&#10;Automatisch generierte Beschreibung"/>
@@ -6854,7 +6843,7 @@
                   <pic:spPr>
                     <a:xfrm>
                       <a:off x="0" y="0"/>
-                      <a:ext cx="7007839" cy="3941910"/>
+                      <a:ext cx="7007225" cy="3941445"/>
                     </a:xfrm>
                     <a:prstGeom prst="rect">
                       <a:avLst/>
@@ -6873,6 +6862,217 @@
         </w:drawing>
       </w:r>
     </w:p>
+    <w:p>
+      <w:pPr>
+        <w:rPr>
+          <w:lang w:val="en-GB"/>
+        </w:rPr>
+      </w:pPr>
+    </w:p>
+    <w:p>
+      <w:pPr>
+        <w:rPr>
+          <w:lang w:val="en-GB"/>
+        </w:rPr>
+      </w:pPr>
+    </w:p>
+    <w:p>
+      <w:pPr>
+        <w:rPr>
+          <w:lang w:val="en-GB"/>
+        </w:rPr>
+      </w:pPr>
+    </w:p>
+    <w:p>
+      <w:pPr>
+        <w:rPr>
+          <w:lang w:val="en-GB"/>
+        </w:rPr>
+      </w:pPr>
+    </w:p>
+    <w:p>
+      <w:pPr>
+        <w:rPr>
+          <w:lang w:val="en-GB"/>
+        </w:rPr>
+      </w:pPr>
+    </w:p>
+    <w:p>
+      <w:pPr>
+        <w:rPr>
+          <w:lang w:val="en-GB"/>
+        </w:rPr>
+      </w:pPr>
+    </w:p>
+    <w:p>
+      <w:pPr>
+        <w:rPr>
+          <w:lang w:val="en-GB"/>
+        </w:rPr>
+      </w:pPr>
+    </w:p>
+    <w:p>
+      <w:pPr>
+        <w:rPr>
+          <w:lang w:val="en-GB"/>
+        </w:rPr>
+      </w:pPr>
+    </w:p>
+    <w:p>
+      <w:pPr>
+        <w:rPr>
+          <w:lang w:val="en-GB"/>
+        </w:rPr>
+      </w:pPr>
+    </w:p>
+    <w:p>
+      <w:pPr>
+        <w:rPr>
+          <w:lang w:val="en-GB"/>
+        </w:rPr>
+      </w:pPr>
+    </w:p>
+    <w:p>
+      <w:pPr>
+        <w:rPr>
+          <w:lang w:val="en-GB"/>
+        </w:rPr>
+      </w:pPr>
+    </w:p>
+    <w:p>
+      <w:pPr>
+        <w:rPr>
+          <w:lang w:val="en-GB"/>
+        </w:rPr>
+      </w:pPr>
+    </w:p>
+    <w:p>
+      <w:pPr>
+        <w:rPr>
+          <w:lang w:val="en-GB"/>
+        </w:rPr>
+      </w:pPr>
+    </w:p>
+    <w:p>
+      <w:pPr>
+        <w:rPr>
+          <w:lang w:val="en-GB"/>
+        </w:rPr>
+      </w:pPr>
+    </w:p>
+    <w:p>
+      <w:pPr>
+        <w:rPr>
+          <w:lang w:val="en-GB"/>
+        </w:rPr>
+      </w:pPr>
+    </w:p>
+    <w:p>
+      <w:pPr>
+        <w:rPr>
+          <w:lang w:val="en-GB"/>
+        </w:rPr>
+      </w:pPr>
+    </w:p>
+    <w:p>
+      <w:pPr>
+        <w:rPr>
+          <w:b/>
+          <w:bCs/>
+          <w:u w:val="single"/>
+          <w:lang w:val="en-GB"/>
+        </w:rPr>
+      </w:pPr>
+      <w:proofErr w:type="spellStart"/>
+      <w:r>
+        <w:rPr>
+          <w:b/>
+          <w:bCs/>
+          <w:u w:val="single"/>
+          <w:lang w:val="en-GB"/>
+        </w:rPr>
+        <w:t>Problembehandlung</w:t>
+      </w:r>
+      <w:proofErr w:type="spellEnd"/>
+      <w:r>
+        <w:rPr>
+          <w:b/>
+          <w:bCs/>
+          <w:u w:val="single"/>
+          <w:lang w:val="en-GB"/>
+        </w:rPr>
+        <w:t>:</w:t>
+      </w:r>
+    </w:p>
+    <w:p>
+      <w:pPr>
+        <w:pStyle w:val="Listenabsatz"/>
+        <w:numPr>
+          <w:ilvl w:val="0"/>
+          <w:numId w:val="8"/>
+        </w:numPr>
+      </w:pPr>
+      <w:r>
+        <w:t>Sollte es zu einem Ausfall d</w:t>
+      </w:r>
+      <w:r>
+        <w:t>er I2C-Kommunikation kommen:</w:t>
+      </w:r>
+    </w:p>
+    <w:p>
+      <w:pPr>
+        <w:pStyle w:val="Listenabsatz"/>
+        <w:numPr>
+          <w:ilvl w:val="1"/>
+          <w:numId w:val="8"/>
+        </w:numPr>
+      </w:pPr>
+      <w:r>
+        <w:t xml:space="preserve">Entweder: </w:t>
+      </w:r>
+      <w:proofErr w:type="spellStart"/>
+      <w:r>
+        <w:t>Resetknopf</w:t>
+      </w:r>
+      <w:proofErr w:type="spellEnd"/>
+      <w:r>
+        <w:t xml:space="preserve"> am Microcontroller drücken</w:t>
+      </w:r>
+    </w:p>
+    <w:p>
+      <w:pPr>
+        <w:pStyle w:val="Listenabsatz"/>
+        <w:numPr>
+          <w:ilvl w:val="1"/>
+          <w:numId w:val="8"/>
+        </w:numPr>
+      </w:pPr>
+      <w:r>
+        <w:t xml:space="preserve">Oder: CAN-Nachricht mit </w:t>
+      </w:r>
+      <w:proofErr w:type="spellStart"/>
+      <w:proofErr w:type="gramStart"/>
+      <w:r>
+        <w:t>byte</w:t>
+      </w:r>
+      <w:proofErr w:type="spellEnd"/>
+      <w:r>
+        <w:t>[</w:t>
+      </w:r>
+      <w:proofErr w:type="gramEnd"/>
+      <w:r>
+        <w:t xml:space="preserve">0]=0 senden </w:t>
+      </w:r>
+    </w:p>
+    <w:p>
+      <w:pPr>
+        <w:pStyle w:val="Listenabsatz"/>
+        <w:ind w:left="1440"/>
+      </w:pPr>
+      <w:r>
+        <w:t>=&gt; beides setzt die I2C-Kommunikation zurück</w:t>
+      </w:r>
+    </w:p>
     <w:sectPr>
       <w:pgSz w:w="11906" w:h="16838"/>
       <w:pgMar w:top="1417" w:right="1417" w:bottom="1134" w:left="1417" w:header="708" w:footer="708" w:gutter="0"/>
@@ -6888,7 +7088,7 @@
   <w:abstractNum w:abstractNumId="0" w15:restartNumberingAfterBreak="0">
     <w:nsid w:val="0D122A80"/>
     <w:multiLevelType w:val="hybridMultilevel"/>
-    <w:tmpl w:val="4A785762"/>
+    <w:tmpl w:val="CC02003C"/>
     <w:lvl w:ilvl="0" w:tplc="04070001">
       <w:start w:val="1"/>
       <w:numFmt w:val="bullet"/>
